--- a/fuentes/83710210_CF02_DI.docx
+++ b/fuentes/83710210_CF02_DI.docx
@@ -1,6 +1,6 @@
 
 <file path=word/document.xml><?xml version="1.0" encoding="utf-8"?>
-<w:document xmlns:wpc="http://schemas.microsoft.com/office/word/2010/wordprocessingCanvas" xmlns:cx="http://schemas.microsoft.com/office/drawing/2014/chartex" xmlns:cx1="http://schemas.microsoft.com/office/drawing/2015/9/8/chartex" xmlns:cx2="http://schemas.microsoft.com/office/drawing/2015/10/21/chartex" xmlns:cx3="http://schemas.microsoft.com/office/drawing/2016/5/9/chartex" xmlns:cx4="http://schemas.microsoft.com/office/drawing/2016/5/10/chartex" xmlns:cx5="http://schemas.microsoft.com/office/drawing/2016/5/11/chartex" xmlns:cx6="http://schemas.microsoft.com/office/drawing/2016/5/12/chartex" xmlns:cx7="http://schemas.microsoft.com/office/drawing/2016/5/13/chartex" xmlns:cx8="http://schemas.microsoft.com/office/drawing/2016/5/14/chartex" xmlns:mc="http://schemas.openxmlformats.org/markup-compatibility/2006" xmlns:aink="http://schemas.microsoft.com/office/drawing/2016/ink" xmlns:am3d="http://schemas.microsoft.com/office/drawing/2017/model3d" xmlns:o="urn:schemas-microsoft-com:office:office" xmlns:oel="http://schemas.microsoft.com/office/2019/extlst" xmlns:r="http://schemas.openxmlformats.org/officeDocument/2006/relationships" xmlns:m="http://schemas.openxmlformats.org/officeDocument/2006/math" xmlns:v="urn:schemas-microsoft-com:vml" xmlns:wp14="http://schemas.microsoft.com/office/word/2010/wordprocessingDrawing" xmlns:wp="http://schemas.openxmlformats.org/drawingml/2006/wordprocessingDrawing" xmlns:w10="urn:schemas-microsoft-com:office:word" xmlns:w="http://schemas.openxmlformats.org/wordprocessingml/2006/main" xmlns:w14="http://schemas.microsoft.com/office/word/2010/wordml" xmlns:w15="http://schemas.microsoft.com/office/word/2012/wordml" xmlns:w16cex="http://schemas.microsoft.com/office/word/2018/wordml/cex" xmlns:w16cid="http://schemas.microsoft.com/office/word/2016/wordml/cid" xmlns:w16="http://schemas.microsoft.com/office/word/2018/wordml" xmlns:w16du="http://schemas.microsoft.com/office/word/2023/wordml/word16du" xmlns:w16sdtdh="http://schemas.microsoft.com/office/word/2020/wordml/sdtdatahash" xmlns:w16sdtfl="http://schemas.microsoft.com/office/word/2024/wordml/sdtformatlock" xmlns:w16se="http://schemas.microsoft.com/office/word/2015/wordml/symex" xmlns:wpg="http://schemas.microsoft.com/office/word/2010/wordprocessingGroup" xmlns:wpi="http://schemas.microsoft.com/office/word/2010/wordprocessingInk" xmlns:wne="http://schemas.microsoft.com/office/word/2006/wordml" xmlns:wps="http://schemas.microsoft.com/office/word/2010/wordprocessingShape" mc:Ignorable="w14 w15 w16se w16cid w16 w16cex w16sdtdh w16sdtfl w16du wp14">
+<w:document xmlns:wpc="http://schemas.microsoft.com/office/word/2010/wordprocessingCanvas" xmlns:cx="http://schemas.microsoft.com/office/drawing/2014/chartex" xmlns:cx1="http://schemas.microsoft.com/office/drawing/2015/9/8/chartex" xmlns:cx2="http://schemas.microsoft.com/office/drawing/2015/10/21/chartex" xmlns:cx3="http://schemas.microsoft.com/office/drawing/2016/5/9/chartex" xmlns:cx4="http://schemas.microsoft.com/office/drawing/2016/5/10/chartex" xmlns:cx5="http://schemas.microsoft.com/office/drawing/2016/5/11/chartex" xmlns:cx6="http://schemas.microsoft.com/office/drawing/2016/5/12/chartex" xmlns:cx7="http://schemas.microsoft.com/office/drawing/2016/5/13/chartex" xmlns:cx8="http://schemas.microsoft.com/office/drawing/2016/5/14/chartex" xmlns:mc="http://schemas.openxmlformats.org/markup-compatibility/2006" xmlns:m="http://schemas.openxmlformats.org/officeDocument/2006/math" xmlns:aink="http://schemas.microsoft.com/office/drawing/2016/ink" xmlns:am3d="http://schemas.microsoft.com/office/drawing/2017/model3d" xmlns:oel="http://schemas.microsoft.com/office/2019/extlst" xmlns:r="http://schemas.openxmlformats.org/officeDocument/2006/relationships" xmlns:wp14="http://schemas.microsoft.com/office/word/2010/wordprocessingDrawing" xmlns:wp="http://schemas.openxmlformats.org/drawingml/2006/wordprocessingDrawing" xmlns:wpg="http://schemas.microsoft.com/office/word/2010/wordprocessingGroup" xmlns:wpi="http://schemas.microsoft.com/office/word/2010/wordprocessingInk" xmlns:wps="http://schemas.microsoft.com/office/word/2010/wordprocessingShape" xmlns:o="urn:schemas-microsoft-com:office:office" xmlns:v="urn:schemas-microsoft-com:vml" xmlns:w10="urn:schemas-microsoft-com:office:word" xmlns:w="http://schemas.openxmlformats.org/wordprocessingml/2006/main" xmlns:w14="http://schemas.microsoft.com/office/word/2010/wordml" xmlns:w15="http://schemas.microsoft.com/office/word/2012/wordml" xmlns:w16cex="http://schemas.microsoft.com/office/word/2018/wordml/cex" xmlns:w16cid="http://schemas.microsoft.com/office/word/2016/wordml/cid" xmlns:w16="http://schemas.microsoft.com/office/word/2018/wordml" xmlns:w16sdtdh="http://schemas.microsoft.com/office/word/2020/wordml/sdtdatahash" xmlns:w16sdtfl="http://schemas.microsoft.com/office/word/2024/wordml/sdtformatlock" xmlns:w16se="http://schemas.microsoft.com/office/word/2015/wordml/symex" xmlns:w16du="http://schemas.microsoft.com/office/word/2023/wordml/word16du" xmlns:wne="http://schemas.microsoft.com/office/word/2006/wordml" mc:Ignorable="w14 w15 w16se w16cid w16 w16cex w16sdtdh w16sdtfl w16du wp14">
   <w:body>
     <w:p>
       <w:pPr>
@@ -1928,16 +1928,12 @@
           <w:right w:val="nil"/>
           <w:between w:val="nil"/>
         </w:pBdr>
-        <w:jc w:val="both"/>
-        <w:rPr>
-          <w:color w:val="000000"/>
-          <w:sz w:val="20"/>
-          <w:szCs w:val="20"/>
-        </w:rPr>
-      </w:pPr>
-      <w:r>
-        <w:rPr>
-          <w:color w:val="000000"/>
+        <w:spacing w:line="360" w:lineRule="auto"/>
+        <w:jc w:val="both"/>
+      </w:pPr>
+      <w:r>
+        <w:rPr>
+          <w:color w:val="000000" w:themeColor="text1"/>
           <w:sz w:val="20"/>
           <w:szCs w:val="20"/>
         </w:rPr>
@@ -1946,8 +1942,37 @@
     </w:p>
     <w:p>
       <w:pPr>
+        <w:pBdr>
+          <w:top w:val="nil"/>
+          <w:left w:val="nil"/>
+          <w:bottom w:val="nil"/>
+          <w:right w:val="nil"/>
+          <w:between w:val="nil"/>
+        </w:pBdr>
         <w:spacing w:line="360" w:lineRule="auto"/>
-        <w:rPr>
+        <w:jc w:val="both"/>
+      </w:pPr>
+      <w:r>
+        <w:rPr>
+          <w:color w:val="000000" w:themeColor="text1"/>
+          <w:sz w:val="20"/>
+          <w:szCs w:val="20"/>
+        </w:rPr>
+        <w:t>5.6 Consideraciones para la implementación</w:t>
+      </w:r>
+    </w:p>
+    <w:p>
+      <w:pPr>
+        <w:pBdr>
+          <w:top w:val="nil"/>
+          <w:left w:val="nil"/>
+          <w:bottom w:val="nil"/>
+          <w:right w:val="nil"/>
+          <w:between w:val="nil"/>
+        </w:pBdr>
+        <w:jc w:val="both"/>
+        <w:rPr>
+          <w:color w:val="000000" w:themeColor="text1"/>
           <w:sz w:val="20"/>
           <w:szCs w:val="20"/>
         </w:rPr>
@@ -2032,6 +2057,7 @@
           <w:sz w:val="20"/>
           <w:szCs w:val="20"/>
         </w:rPr>
+        <w:lastRenderedPageBreak/>
         <w:t>En los procesos industriales, los sensores permiten captar variables físicas y generar señales relacionadas con su comportamiento. Estas señales pueden requerir acondicionamiento para que sean adecuadas para su adquisición y procesamiento electrónico.</w:t>
       </w:r>
     </w:p>
@@ -2775,6 +2801,7 @@
           <w:sz w:val="20"/>
           <w:szCs w:val="20"/>
         </w:rPr>
+        <w:lastRenderedPageBreak/>
         <w:t>Cada elemento cumple una función dentro de la cadena de adquisición de información. El sensor realiza la captación; el transductor realiza una transformación o adaptación de la señal; y el acondicionamiento prepara la señal para su utilización en la siguiente etapa.</w:t>
       </w:r>
     </w:p>
@@ -2822,7 +2849,6 @@
           <w:sz w:val="20"/>
           <w:szCs w:val="20"/>
         </w:rPr>
-        <w:lastRenderedPageBreak/>
         <w:t>1</w:t>
       </w:r>
       <w:r>
@@ -3726,6 +3752,7 @@
           <w:sz w:val="20"/>
           <w:szCs w:val="20"/>
         </w:rPr>
+        <w:lastRenderedPageBreak/>
         <w:t>El divisor de voltaje es una configuración eléctrica que permite obtener una tensión de salida a partir de una tensión de entrada utilizando elementos resistivos.</w:t>
       </w:r>
     </w:p>
@@ -3798,7 +3825,6 @@
           <w:sz w:val="20"/>
           <w:szCs w:val="20"/>
         </w:rPr>
-        <w:lastRenderedPageBreak/>
         <w:t>Tensión de entrada → resistencias → tensión de salida</w:t>
       </w:r>
     </w:p>
@@ -4704,7 +4730,6 @@
           <w:sz w:val="20"/>
           <w:szCs w:val="20"/>
         </w:rPr>
-        <w:lastRenderedPageBreak/>
         <w:t>Variable física</w:t>
       </w:r>
       <w:r>
@@ -5573,10 +5598,10 @@
               </wp:anchor>
             </w:drawing>
           </mc:Choice>
-          <mc:Fallback>
-            <w:pict>
-              <v:rect w14:anchorId="5F5C7707" id="Rectángulo 7" o:spid="_x0000_s1026" style="position:absolute;left:0;text-align:left;margin-left:47.55pt;margin-top:4.45pt;width:408pt;height:33pt;z-index:251659264;visibility:visible;mso-wrap-style:square;mso-wrap-distance-left:9pt;mso-wrap-distance-top:0;mso-wrap-distance-right:9pt;mso-wrap-distance-bottom:0;mso-position-horizontal:absolute;mso-position-horizontal-relative:text;mso-position-vertical:absolute;mso-position-vertical-relative:text;v-text-anchor:middle" o:gfxdata="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" fillcolor="#9bbb59 [3206]" strokecolor="white [3201]" strokeweight="3pt">
-                <v:shadow on="t" color="black" opacity="24903f" origin=",.5" offset="0,.55556mm"/>
+          <mc:Fallback xmlns:a14="http://schemas.microsoft.com/office/drawing/2010/main" xmlns:pic="http://schemas.openxmlformats.org/drawingml/2006/picture" xmlns:a="http://schemas.openxmlformats.org/drawingml/2006/main">
+            <w:pict w14:anchorId="0C771038">
+              <v:rect id="Rectángulo 7" style="position:absolute;left:0;text-align:left;margin-left:47.55pt;margin-top:4.45pt;width:408pt;height:33pt;z-index:251659264;visibility:visible;mso-wrap-style:square;mso-wrap-distance-left:9pt;mso-wrap-distance-top:0;mso-wrap-distance-right:9pt;mso-wrap-distance-bottom:0;mso-position-horizontal:absolute;mso-position-horizontal-relative:text;mso-position-vertical:absolute;mso-position-vertical-relative:text;v-text-anchor:middle" o:spid="_x0000_s1026" fillcolor="#9bbb59 [3206]" strokecolor="white [3201]" strokeweight="3pt" w14:anchorId="5F5C7707" o:gfxdata="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">
+                <v:shadow on="t" color="black" opacity="24903f" offset="0,.55556mm" origin=",.5"/>
                 <v:textbox>
                   <w:txbxContent>
                     <w:p>
@@ -5630,8 +5655,75 @@
         </w:pBdr>
         <w:jc w:val="both"/>
         <w:rPr>
-          <w:bCs/>
-          <w:color w:val="000000"/>
+          <w:color w:val="000000"/>
+          <w:sz w:val="20"/>
+          <w:szCs w:val="20"/>
+        </w:rPr>
+      </w:pPr>
+    </w:p>
+    <w:p>
+      <w:pPr>
+        <w:pBdr>
+          <w:top w:val="nil"/>
+          <w:left w:val="nil"/>
+          <w:bottom w:val="nil"/>
+          <w:right w:val="nil"/>
+          <w:between w:val="nil"/>
+        </w:pBdr>
+        <w:jc w:val="both"/>
+        <w:rPr>
+          <w:color w:val="000000" w:themeColor="text1"/>
+          <w:sz w:val="20"/>
+          <w:szCs w:val="20"/>
+        </w:rPr>
+      </w:pPr>
+    </w:p>
+    <w:p>
+      <w:pPr>
+        <w:pBdr>
+          <w:top w:val="nil"/>
+          <w:left w:val="nil"/>
+          <w:bottom w:val="nil"/>
+          <w:right w:val="nil"/>
+          <w:between w:val="nil"/>
+        </w:pBdr>
+        <w:jc w:val="both"/>
+        <w:rPr>
+          <w:color w:val="000000" w:themeColor="text1"/>
+          <w:sz w:val="20"/>
+          <w:szCs w:val="20"/>
+        </w:rPr>
+      </w:pPr>
+    </w:p>
+    <w:p>
+      <w:pPr>
+        <w:pBdr>
+          <w:top w:val="nil"/>
+          <w:left w:val="nil"/>
+          <w:bottom w:val="nil"/>
+          <w:right w:val="nil"/>
+          <w:between w:val="nil"/>
+        </w:pBdr>
+        <w:jc w:val="both"/>
+        <w:rPr>
+          <w:color w:val="000000" w:themeColor="text1"/>
+          <w:sz w:val="20"/>
+          <w:szCs w:val="20"/>
+        </w:rPr>
+      </w:pPr>
+    </w:p>
+    <w:p>
+      <w:pPr>
+        <w:pBdr>
+          <w:top w:val="nil"/>
+          <w:left w:val="nil"/>
+          <w:bottom w:val="nil"/>
+          <w:right w:val="nil"/>
+          <w:between w:val="nil"/>
+        </w:pBdr>
+        <w:jc w:val="both"/>
+        <w:rPr>
+          <w:color w:val="000000" w:themeColor="text1"/>
           <w:sz w:val="20"/>
           <w:szCs w:val="20"/>
         </w:rPr>
@@ -5717,6 +5809,7 @@
           <w:sz w:val="20"/>
           <w:szCs w:val="20"/>
         </w:rPr>
+        <w:lastRenderedPageBreak/>
         <w:t>Las señales permiten representar mediante información eléctrica el comportamiento de una variable física. En un sistema de instrumentación, la señal obtenida por un sensor puede presentar diferentes características dependiendo del principio de funcionamiento del dispositivo y de la variable que se desea captar.</w:t>
       </w:r>
     </w:p>
@@ -5854,7 +5947,6 @@
           <w:sz w:val="20"/>
           <w:szCs w:val="20"/>
         </w:rPr>
-        <w:lastRenderedPageBreak/>
         <w:t>Se</w:t>
       </w:r>
       <w:r>
@@ -6607,6 +6699,7 @@
           <w:sz w:val="20"/>
           <w:szCs w:val="20"/>
         </w:rPr>
+        <w:lastRenderedPageBreak/>
         <w:drawing>
           <wp:inline distT="0" distB="0" distL="0" distR="0" wp14:anchorId="7793A194" wp14:editId="75AAA139">
             <wp:extent cx="2524477" cy="1066949"/>
@@ -7916,6 +8009,7 @@
           <w:sz w:val="20"/>
           <w:szCs w:val="20"/>
         </w:rPr>
+        <w:lastRenderedPageBreak/>
         <w:t>Por ejemplo, un sensor puede detectar la presencia de un objeto y generar una señal que el sistema interprete como un estado lógico. A partir de esta información, un circuito puede determinar si debe producir o no una respuesta.</w:t>
       </w:r>
     </w:p>
@@ -8155,7 +8249,6 @@
           <w:sz w:val="20"/>
           <w:szCs w:val="20"/>
         </w:rPr>
-        <w:lastRenderedPageBreak/>
         <w:t>La señal binaria permite representar condiciones del proceso mediante estados que pueden ser interpretados por los circuitos electrónicos.</w:t>
       </w:r>
     </w:p>
@@ -9504,6 +9597,7 @@
           <w:sz w:val="20"/>
           <w:szCs w:val="20"/>
         </w:rPr>
+        <w:lastRenderedPageBreak/>
         <w:t>Nota.</w:t>
       </w:r>
       <w:r>
@@ -10443,6 +10537,7 @@
           <w:sz w:val="20"/>
           <w:szCs w:val="20"/>
         </w:rPr>
+        <w:lastRenderedPageBreak/>
         <w:t>Ejemplo</w:t>
       </w:r>
     </w:p>
@@ -10708,7 +10803,6 @@
           <w:sz w:val="20"/>
           <w:szCs w:val="20"/>
         </w:rPr>
-        <w:lastRenderedPageBreak/>
         <w:t>Acondicionamiento</w:t>
       </w:r>
     </w:p>
@@ -11171,25 +11265,44 @@
         </w:pBdr>
         <w:jc w:val="both"/>
         <w:rPr>
-          <w:bCs/>
-          <w:color w:val="000000"/>
-          <w:sz w:val="20"/>
-          <w:szCs w:val="20"/>
-        </w:rPr>
-      </w:pPr>
-      <w:r>
-        <w:rPr>
-          <w:b/>
-          <w:color w:val="000000"/>
-          <w:sz w:val="20"/>
-          <w:szCs w:val="20"/>
-        </w:rPr>
-        <w:t>Figura 3.</w:t>
-      </w:r>
-      <w:r>
-        <w:rPr>
-          <w:bCs/>
-          <w:color w:val="000000"/>
+          <w:color w:val="000000"/>
+          <w:sz w:val="20"/>
+          <w:szCs w:val="20"/>
+        </w:rPr>
+      </w:pPr>
+      <w:r>
+        <w:rPr>
+          <w:b/>
+          <w:bCs/>
+          <w:color w:val="000000" w:themeColor="text1"/>
+          <w:sz w:val="20"/>
+          <w:szCs w:val="20"/>
+        </w:rPr>
+        <w:t xml:space="preserve">Figura </w:t>
+      </w:r>
+      <w:r>
+        <w:rPr>
+          <w:b/>
+          <w:bCs/>
+          <w:color w:val="000000" w:themeColor="text1"/>
+          <w:sz w:val="20"/>
+          <w:szCs w:val="20"/>
+        </w:rPr>
+        <w:t>4</w:t>
+      </w:r>
+      <w:r>
+        <w:rPr>
+          <w:b/>
+          <w:bCs/>
+          <w:color w:val="000000" w:themeColor="text1"/>
+          <w:sz w:val="20"/>
+          <w:szCs w:val="20"/>
+        </w:rPr>
+        <w:t>.</w:t>
+      </w:r>
+      <w:r>
+        <w:rPr>
+          <w:color w:val="000000" w:themeColor="text1"/>
           <w:sz w:val="20"/>
           <w:szCs w:val="20"/>
         </w:rPr>
@@ -11558,115 +11671,6 @@
         </w:pBdr>
         <w:jc w:val="both"/>
         <w:rPr>
-          <w:bCs/>
-          <w:color w:val="000000"/>
-          <w:sz w:val="20"/>
-          <w:szCs w:val="20"/>
-        </w:rPr>
-      </w:pPr>
-    </w:p>
-    <w:p>
-      <w:pPr>
-        <w:pBdr>
-          <w:top w:val="nil"/>
-          <w:left w:val="nil"/>
-          <w:bottom w:val="nil"/>
-          <w:right w:val="nil"/>
-          <w:between w:val="nil"/>
-        </w:pBdr>
-        <w:jc w:val="both"/>
-        <w:rPr>
-          <w:bCs/>
-          <w:color w:val="000000"/>
-          <w:sz w:val="20"/>
-          <w:szCs w:val="20"/>
-        </w:rPr>
-      </w:pPr>
-    </w:p>
-    <w:p>
-      <w:pPr>
-        <w:pBdr>
-          <w:top w:val="nil"/>
-          <w:left w:val="nil"/>
-          <w:bottom w:val="nil"/>
-          <w:right w:val="nil"/>
-          <w:between w:val="nil"/>
-        </w:pBdr>
-        <w:jc w:val="both"/>
-        <w:rPr>
-          <w:bCs/>
-          <w:color w:val="000000"/>
-          <w:sz w:val="20"/>
-          <w:szCs w:val="20"/>
-        </w:rPr>
-      </w:pPr>
-    </w:p>
-    <w:p>
-      <w:pPr>
-        <w:pBdr>
-          <w:top w:val="nil"/>
-          <w:left w:val="nil"/>
-          <w:bottom w:val="nil"/>
-          <w:right w:val="nil"/>
-          <w:between w:val="nil"/>
-        </w:pBdr>
-        <w:jc w:val="both"/>
-        <w:rPr>
-          <w:bCs/>
-          <w:color w:val="000000"/>
-          <w:sz w:val="20"/>
-          <w:szCs w:val="20"/>
-        </w:rPr>
-      </w:pPr>
-    </w:p>
-    <w:p>
-      <w:pPr>
-        <w:pBdr>
-          <w:top w:val="nil"/>
-          <w:left w:val="nil"/>
-          <w:bottom w:val="nil"/>
-          <w:right w:val="nil"/>
-          <w:between w:val="nil"/>
-        </w:pBdr>
-        <w:jc w:val="both"/>
-        <w:rPr>
-          <w:bCs/>
-          <w:color w:val="000000"/>
-          <w:sz w:val="20"/>
-          <w:szCs w:val="20"/>
-        </w:rPr>
-      </w:pPr>
-    </w:p>
-    <w:p>
-      <w:pPr>
-        <w:pBdr>
-          <w:top w:val="nil"/>
-          <w:left w:val="nil"/>
-          <w:bottom w:val="nil"/>
-          <w:right w:val="nil"/>
-          <w:between w:val="nil"/>
-        </w:pBdr>
-        <w:jc w:val="both"/>
-        <w:rPr>
-          <w:bCs/>
-          <w:color w:val="000000"/>
-          <w:sz w:val="20"/>
-          <w:szCs w:val="20"/>
-        </w:rPr>
-      </w:pPr>
-    </w:p>
-    <w:p>
-      <w:pPr>
-        <w:pBdr>
-          <w:top w:val="nil"/>
-          <w:left w:val="nil"/>
-          <w:bottom w:val="nil"/>
-          <w:right w:val="nil"/>
-          <w:between w:val="nil"/>
-        </w:pBdr>
-        <w:jc w:val="both"/>
-        <w:rPr>
-          <w:bCs/>
           <w:color w:val="000000"/>
           <w:sz w:val="20"/>
           <w:szCs w:val="20"/>
@@ -12898,6 +12902,7 @@
           <w:sz w:val="20"/>
           <w:szCs w:val="20"/>
         </w:rPr>
+        <w:lastRenderedPageBreak/>
         <w:t>De esta manera, la conversión no constituye el objetivo final del proceso. Su función es permitir que la información procedente del mundo físico pueda ser representada de una forma adecuada para el procesamiento digital.</w:t>
       </w:r>
     </w:p>
@@ -13926,6 +13931,7 @@
           <w:sz w:val="20"/>
           <w:szCs w:val="20"/>
         </w:rPr>
+        <w:lastRenderedPageBreak/>
         <w:t>I = V / R</w:t>
       </w:r>
     </w:p>
@@ -14048,7 +14054,6 @@
           <w:sz w:val="20"/>
           <w:szCs w:val="20"/>
         </w:rPr>
-        <w:lastRenderedPageBreak/>
         <w:t>Este tipo de relación permite analizar circuitos básicos utilizados posteriormente en configuraciones de acondicionamiento.</w:t>
       </w:r>
     </w:p>
@@ -14510,15 +14515,25 @@
         <w:rPr>
           <w:b/>
           <w:bCs/>
-          <w:color w:val="000000"/>
-          <w:sz w:val="20"/>
-          <w:szCs w:val="20"/>
-        </w:rPr>
-        <w:t>Figura 4</w:t>
-      </w:r>
-      <w:r>
-        <w:rPr>
-          <w:color w:val="000000"/>
+          <w:color w:val="000000" w:themeColor="text1"/>
+          <w:sz w:val="20"/>
+          <w:szCs w:val="20"/>
+        </w:rPr>
+        <w:t xml:space="preserve">Figura </w:t>
+      </w:r>
+      <w:r>
+        <w:rPr>
+          <w:b/>
+          <w:bCs/>
+          <w:color w:val="000000" w:themeColor="text1"/>
+          <w:sz w:val="20"/>
+          <w:szCs w:val="20"/>
+        </w:rPr>
+        <w:t>5</w:t>
+      </w:r>
+      <w:r>
+        <w:rPr>
+          <w:color w:val="000000" w:themeColor="text1"/>
           <w:sz w:val="20"/>
           <w:szCs w:val="20"/>
         </w:rPr>
@@ -14725,15 +14740,17 @@
           <w:color w:val="000000"/>
           <w:sz w:val="20"/>
           <w:szCs w:val="20"/>
-        </w:rPr>
-      </w:pPr>
-      <w:r>
-        <w:rPr>
-          <w:b/>
-          <w:bCs/>
-          <w:color w:val="000000"/>
-          <w:sz w:val="20"/>
-          <w:szCs w:val="20"/>
+          <w:lang w:val="en-GB"/>
+        </w:rPr>
+      </w:pPr>
+      <w:r>
+        <w:rPr>
+          <w:b/>
+          <w:bCs/>
+          <w:color w:val="000000"/>
+          <w:sz w:val="20"/>
+          <w:szCs w:val="20"/>
+          <w:lang w:val="en-GB"/>
         </w:rPr>
         <w:t>Vout = Vin × R2 / (R1 + R2)</w:t>
       </w:r>
@@ -14845,6 +14862,7 @@
           <w:sz w:val="20"/>
           <w:szCs w:val="20"/>
         </w:rPr>
+        <w:lastRenderedPageBreak/>
         <w:t>Vin = 10 V</w:t>
       </w:r>
     </w:p>
@@ -15340,15 +15358,25 @@
         <w:rPr>
           <w:b/>
           <w:bCs/>
-          <w:color w:val="000000"/>
-          <w:sz w:val="20"/>
-          <w:szCs w:val="20"/>
-        </w:rPr>
-        <w:t>Figura 5</w:t>
-      </w:r>
-      <w:r>
-        <w:rPr>
-          <w:color w:val="000000"/>
+          <w:color w:val="000000" w:themeColor="text1"/>
+          <w:sz w:val="20"/>
+          <w:szCs w:val="20"/>
+        </w:rPr>
+        <w:t xml:space="preserve">Figura </w:t>
+      </w:r>
+      <w:r>
+        <w:rPr>
+          <w:b/>
+          <w:bCs/>
+          <w:color w:val="000000" w:themeColor="text1"/>
+          <w:sz w:val="20"/>
+          <w:szCs w:val="20"/>
+        </w:rPr>
+        <w:t>6</w:t>
+      </w:r>
+      <w:r>
+        <w:rPr>
+          <w:color w:val="000000" w:themeColor="text1"/>
           <w:sz w:val="20"/>
           <w:szCs w:val="20"/>
         </w:rPr>
@@ -15732,6 +15760,7 @@
           <w:sz w:val="20"/>
           <w:szCs w:val="20"/>
         </w:rPr>
+        <w:lastRenderedPageBreak/>
         <w:t>Variable física</w:t>
       </w:r>
     </w:p>
@@ -15836,7 +15865,6 @@
           <w:sz w:val="20"/>
           <w:szCs w:val="20"/>
         </w:rPr>
-        <w:lastRenderedPageBreak/>
         <w:t>Desequilibrio del puente</w:t>
       </w:r>
     </w:p>
@@ -16553,15 +16581,10 @@
           <w:between w:val="nil"/>
         </w:pBdr>
         <w:jc w:val="both"/>
-        <w:rPr>
-          <w:color w:val="000000"/>
-          <w:sz w:val="20"/>
-          <w:szCs w:val="20"/>
-        </w:rPr>
-      </w:pPr>
-      <w:r>
-        <w:rPr>
-          <w:color w:val="000000"/>
+      </w:pPr>
+      <w:r>
+        <w:rPr>
+          <w:color w:val="000000" w:themeColor="text1"/>
           <w:sz w:val="20"/>
           <w:szCs w:val="20"/>
         </w:rPr>
@@ -16579,41 +16602,163 @@
         </w:pBdr>
         <w:jc w:val="both"/>
         <w:rPr>
-          <w:color w:val="000000"/>
-          <w:sz w:val="20"/>
-          <w:szCs w:val="20"/>
-        </w:rPr>
-      </w:pPr>
-    </w:p>
-    <w:p>
-      <w:pPr>
-        <w:pBdr>
-          <w:top w:val="nil"/>
-          <w:left w:val="nil"/>
-          <w:bottom w:val="nil"/>
-          <w:right w:val="nil"/>
-          <w:between w:val="nil"/>
-        </w:pBdr>
-        <w:jc w:val="both"/>
-        <w:rPr>
-          <w:color w:val="000000"/>
-          <w:sz w:val="20"/>
-          <w:szCs w:val="20"/>
-        </w:rPr>
-      </w:pPr>
-      <w:r>
-        <w:rPr>
-          <w:b/>
-          <w:bCs/>
-          <w:color w:val="000000"/>
-          <w:sz w:val="20"/>
-          <w:szCs w:val="20"/>
-        </w:rPr>
-        <w:t>Figura 6.</w:t>
-      </w:r>
-      <w:r>
-        <w:rPr>
-          <w:color w:val="000000"/>
+          <w:color w:val="000000" w:themeColor="text1"/>
+          <w:sz w:val="20"/>
+          <w:szCs w:val="20"/>
+        </w:rPr>
+      </w:pPr>
+    </w:p>
+    <w:p>
+      <w:pPr>
+        <w:pBdr>
+          <w:top w:val="nil"/>
+          <w:left w:val="nil"/>
+          <w:bottom w:val="nil"/>
+          <w:right w:val="nil"/>
+          <w:between w:val="nil"/>
+        </w:pBdr>
+        <w:jc w:val="both"/>
+        <w:rPr>
+          <w:color w:val="000000" w:themeColor="text1"/>
+          <w:sz w:val="20"/>
+          <w:szCs w:val="20"/>
+        </w:rPr>
+      </w:pPr>
+    </w:p>
+    <w:p>
+      <w:pPr>
+        <w:pBdr>
+          <w:top w:val="nil"/>
+          <w:left w:val="nil"/>
+          <w:bottom w:val="nil"/>
+          <w:right w:val="nil"/>
+          <w:between w:val="nil"/>
+        </w:pBdr>
+        <w:jc w:val="both"/>
+        <w:rPr>
+          <w:color w:val="000000" w:themeColor="text1"/>
+          <w:sz w:val="20"/>
+          <w:szCs w:val="20"/>
+        </w:rPr>
+      </w:pPr>
+    </w:p>
+    <w:p>
+      <w:pPr>
+        <w:pBdr>
+          <w:top w:val="nil"/>
+          <w:left w:val="nil"/>
+          <w:bottom w:val="nil"/>
+          <w:right w:val="nil"/>
+          <w:between w:val="nil"/>
+        </w:pBdr>
+        <w:jc w:val="both"/>
+        <w:rPr>
+          <w:color w:val="000000" w:themeColor="text1"/>
+          <w:sz w:val="20"/>
+          <w:szCs w:val="20"/>
+        </w:rPr>
+      </w:pPr>
+    </w:p>
+    <w:p>
+      <w:pPr>
+        <w:pBdr>
+          <w:top w:val="nil"/>
+          <w:left w:val="nil"/>
+          <w:bottom w:val="nil"/>
+          <w:right w:val="nil"/>
+          <w:between w:val="nil"/>
+        </w:pBdr>
+        <w:jc w:val="both"/>
+        <w:rPr>
+          <w:color w:val="000000" w:themeColor="text1"/>
+          <w:sz w:val="20"/>
+          <w:szCs w:val="20"/>
+        </w:rPr>
+      </w:pPr>
+    </w:p>
+    <w:p>
+      <w:pPr>
+        <w:pBdr>
+          <w:top w:val="nil"/>
+          <w:left w:val="nil"/>
+          <w:bottom w:val="nil"/>
+          <w:right w:val="nil"/>
+          <w:between w:val="nil"/>
+        </w:pBdr>
+        <w:jc w:val="both"/>
+        <w:rPr>
+          <w:color w:val="000000" w:themeColor="text1"/>
+          <w:sz w:val="20"/>
+          <w:szCs w:val="20"/>
+        </w:rPr>
+      </w:pPr>
+    </w:p>
+    <w:p>
+      <w:pPr>
+        <w:pBdr>
+          <w:top w:val="nil"/>
+          <w:left w:val="nil"/>
+          <w:bottom w:val="nil"/>
+          <w:right w:val="nil"/>
+          <w:between w:val="nil"/>
+        </w:pBdr>
+        <w:jc w:val="both"/>
+        <w:rPr>
+          <w:color w:val="000000"/>
+          <w:sz w:val="20"/>
+          <w:szCs w:val="20"/>
+        </w:rPr>
+      </w:pPr>
+    </w:p>
+    <w:p>
+      <w:pPr>
+        <w:pBdr>
+          <w:top w:val="nil"/>
+          <w:left w:val="nil"/>
+          <w:bottom w:val="nil"/>
+          <w:right w:val="nil"/>
+          <w:between w:val="nil"/>
+        </w:pBdr>
+        <w:jc w:val="both"/>
+        <w:rPr>
+          <w:color w:val="000000"/>
+          <w:sz w:val="20"/>
+          <w:szCs w:val="20"/>
+        </w:rPr>
+      </w:pPr>
+      <w:r>
+        <w:rPr>
+          <w:b/>
+          <w:bCs/>
+          <w:color w:val="000000" w:themeColor="text1"/>
+          <w:sz w:val="20"/>
+          <w:szCs w:val="20"/>
+        </w:rPr>
+        <w:t xml:space="preserve">Figura </w:t>
+      </w:r>
+      <w:r>
+        <w:rPr>
+          <w:b/>
+          <w:bCs/>
+          <w:color w:val="000000" w:themeColor="text1"/>
+          <w:sz w:val="20"/>
+          <w:szCs w:val="20"/>
+        </w:rPr>
+        <w:t>7</w:t>
+      </w:r>
+      <w:r>
+        <w:rPr>
+          <w:b/>
+          <w:bCs/>
+          <w:color w:val="000000" w:themeColor="text1"/>
+          <w:sz w:val="20"/>
+          <w:szCs w:val="20"/>
+        </w:rPr>
+        <w:t>.</w:t>
+      </w:r>
+      <w:r>
+        <w:rPr>
+          <w:color w:val="000000" w:themeColor="text1"/>
           <w:sz w:val="20"/>
           <w:szCs w:val="20"/>
         </w:rPr>
@@ -16662,7 +16807,6 @@
           <w:sz w:val="20"/>
           <w:szCs w:val="20"/>
         </w:rPr>
-        <w:lastRenderedPageBreak/>
         <w:drawing>
           <wp:inline distT="0" distB="0" distL="0" distR="0" wp14:anchorId="52A4100D" wp14:editId="7B0894EA">
             <wp:extent cx="1810003" cy="3115110"/>
@@ -17212,7 +17356,6 @@
           <w:sz w:val="20"/>
           <w:szCs w:val="20"/>
         </w:rPr>
-        <w:lastRenderedPageBreak/>
         <w:t>4</w:t>
       </w:r>
       <w:r>
@@ -19222,20 +19365,49 @@
           <w:between w:val="nil"/>
         </w:pBdr>
         <w:jc w:val="both"/>
-        <w:rPr>
-          <w:color w:val="000000"/>
-          <w:sz w:val="20"/>
-          <w:szCs w:val="20"/>
-        </w:rPr>
-      </w:pPr>
-      <w:r>
-        <w:rPr>
-          <w:color w:val="000000"/>
+      </w:pPr>
+      <w:r>
+        <w:rPr>
+          <w:color w:val="000000" w:themeColor="text1"/>
           <w:sz w:val="20"/>
           <w:szCs w:val="20"/>
         </w:rPr>
         <w:t>Cada una presenta una lógica de funcionamiento particular.</w:t>
       </w:r>
+    </w:p>
+    <w:p>
+      <w:pPr>
+        <w:pBdr>
+          <w:top w:val="nil"/>
+          <w:left w:val="nil"/>
+          <w:bottom w:val="nil"/>
+          <w:right w:val="nil"/>
+          <w:between w:val="nil"/>
+        </w:pBdr>
+        <w:jc w:val="both"/>
+        <w:rPr>
+          <w:color w:val="000000" w:themeColor="text1"/>
+          <w:sz w:val="20"/>
+          <w:szCs w:val="20"/>
+        </w:rPr>
+      </w:pPr>
+    </w:p>
+    <w:p>
+      <w:pPr>
+        <w:pBdr>
+          <w:top w:val="nil"/>
+          <w:left w:val="nil"/>
+          <w:bottom w:val="nil"/>
+          <w:right w:val="nil"/>
+          <w:between w:val="nil"/>
+        </w:pBdr>
+        <w:jc w:val="both"/>
+        <w:rPr>
+          <w:color w:val="000000" w:themeColor="text1"/>
+          <w:sz w:val="20"/>
+          <w:szCs w:val="20"/>
+        </w:rPr>
+      </w:pPr>
     </w:p>
     <w:p>
       <w:pPr>
@@ -19466,7 +19638,6 @@
                 <w:sz w:val="20"/>
                 <w:szCs w:val="20"/>
               </w:rPr>
-              <w:lastRenderedPageBreak/>
               <w:t>A</w:t>
             </w:r>
           </w:p>
@@ -21287,15 +21458,17 @@
           <w:color w:val="000000"/>
           <w:sz w:val="20"/>
           <w:szCs w:val="20"/>
-        </w:rPr>
-      </w:pPr>
-      <w:r>
-        <w:rPr>
-          <w:b/>
-          <w:bCs/>
-          <w:color w:val="000000"/>
-          <w:sz w:val="20"/>
-          <w:szCs w:val="20"/>
+          <w:lang w:val="en-GB"/>
+        </w:rPr>
+      </w:pPr>
+      <w:r>
+        <w:rPr>
+          <w:b/>
+          <w:bCs/>
+          <w:color w:val="000000"/>
+          <w:sz w:val="20"/>
+          <w:szCs w:val="20"/>
+          <w:lang w:val="en-GB"/>
         </w:rPr>
         <w:t>Sensor A = 1 AND Sensor B = 1</w:t>
       </w:r>
@@ -21453,7 +21626,6 @@
           <w:sz w:val="20"/>
           <w:szCs w:val="20"/>
         </w:rPr>
-        <w:lastRenderedPageBreak/>
         <w:t>4</w:t>
       </w:r>
       <w:r>
@@ -21719,15 +21891,35 @@
         <w:rPr>
           <w:b/>
           <w:bCs/>
-          <w:color w:val="000000"/>
-          <w:sz w:val="20"/>
-          <w:szCs w:val="20"/>
-        </w:rPr>
-        <w:t>Figura 7.</w:t>
-      </w:r>
-      <w:r>
-        <w:rPr>
-          <w:color w:val="000000"/>
+          <w:color w:val="000000" w:themeColor="text1"/>
+          <w:sz w:val="20"/>
+          <w:szCs w:val="20"/>
+        </w:rPr>
+        <w:t xml:space="preserve">Figura </w:t>
+      </w:r>
+      <w:r>
+        <w:rPr>
+          <w:b/>
+          <w:bCs/>
+          <w:color w:val="000000" w:themeColor="text1"/>
+          <w:sz w:val="20"/>
+          <w:szCs w:val="20"/>
+        </w:rPr>
+        <w:t>8</w:t>
+      </w:r>
+      <w:r>
+        <w:rPr>
+          <w:b/>
+          <w:bCs/>
+          <w:color w:val="000000" w:themeColor="text1"/>
+          <w:sz w:val="20"/>
+          <w:szCs w:val="20"/>
+        </w:rPr>
+        <w:t>.</w:t>
+      </w:r>
+      <w:r>
+        <w:rPr>
+          <w:color w:val="000000" w:themeColor="text1"/>
           <w:sz w:val="20"/>
           <w:szCs w:val="20"/>
         </w:rPr>
@@ -21771,6 +21963,7 @@
       <w:commentRangeStart w:id="24"/>
       <w:r>
         <w:rPr>
+          <w:noProof/>
           <w:color w:val="000000"/>
           <w:sz w:val="20"/>
           <w:szCs w:val="20"/>
@@ -22831,6 +23024,7 @@
           <w:sz w:val="20"/>
           <w:szCs w:val="20"/>
         </w:rPr>
+        <w:lastRenderedPageBreak/>
         <w:t>Nota.</w:t>
       </w:r>
       <w:r>
@@ -23863,6 +24057,7 @@
           <w:sz w:val="20"/>
           <w:szCs w:val="20"/>
         </w:rPr>
+        <w:lastRenderedPageBreak/>
         <w:t>Sistemas de procesamiento</w:t>
       </w:r>
       <w:r>
@@ -23937,7 +24132,6 @@
           <w:sz w:val="20"/>
           <w:szCs w:val="20"/>
         </w:rPr>
-        <w:lastRenderedPageBreak/>
         <w:t>Relés</w:t>
       </w:r>
       <w:r>
@@ -25421,15 +25615,10 @@
           <w:between w:val="nil"/>
         </w:pBdr>
         <w:jc w:val="both"/>
-        <w:rPr>
-          <w:color w:val="000000"/>
-          <w:sz w:val="20"/>
-          <w:szCs w:val="20"/>
-        </w:rPr>
-      </w:pPr>
-      <w:r>
-        <w:rPr>
-          <w:color w:val="000000"/>
+      </w:pPr>
+      <w:r>
+        <w:rPr>
+          <w:color w:val="000000" w:themeColor="text1"/>
           <w:sz w:val="20"/>
           <w:szCs w:val="20"/>
         </w:rPr>
@@ -25447,45 +25636,446 @@
         </w:pBdr>
         <w:jc w:val="both"/>
         <w:rPr>
-          <w:color w:val="000000"/>
-          <w:sz w:val="20"/>
-          <w:szCs w:val="20"/>
-        </w:rPr>
-      </w:pPr>
-    </w:p>
-    <w:p>
-      <w:pPr>
-        <w:pBdr>
-          <w:top w:val="nil"/>
-          <w:left w:val="nil"/>
-          <w:bottom w:val="nil"/>
-          <w:right w:val="nil"/>
-          <w:between w:val="nil"/>
-        </w:pBdr>
-        <w:jc w:val="both"/>
-        <w:rPr>
-          <w:b/>
-          <w:bCs/>
-          <w:color w:val="000000"/>
-          <w:sz w:val="20"/>
-          <w:szCs w:val="20"/>
-        </w:rPr>
-      </w:pPr>
-      <w:r>
-        <w:rPr>
-          <w:b/>
-          <w:bCs/>
-          <w:color w:val="000000"/>
-          <w:sz w:val="20"/>
-          <w:szCs w:val="20"/>
-        </w:rPr>
-        <w:t>Figura 8</w:t>
-      </w:r>
-      <w:r>
-        <w:rPr>
-          <w:b/>
-          <w:bCs/>
-          <w:color w:val="000000"/>
+          <w:color w:val="000000" w:themeColor="text1"/>
+          <w:sz w:val="20"/>
+          <w:szCs w:val="20"/>
+        </w:rPr>
+      </w:pPr>
+    </w:p>
+    <w:p>
+      <w:pPr>
+        <w:pBdr>
+          <w:top w:val="nil"/>
+          <w:left w:val="nil"/>
+          <w:bottom w:val="nil"/>
+          <w:right w:val="nil"/>
+          <w:between w:val="nil"/>
+        </w:pBdr>
+        <w:jc w:val="both"/>
+        <w:rPr>
+          <w:color w:val="000000" w:themeColor="text1"/>
+          <w:sz w:val="20"/>
+          <w:szCs w:val="20"/>
+        </w:rPr>
+      </w:pPr>
+    </w:p>
+    <w:p>
+      <w:pPr>
+        <w:pBdr>
+          <w:top w:val="nil"/>
+          <w:left w:val="nil"/>
+          <w:bottom w:val="nil"/>
+          <w:right w:val="nil"/>
+          <w:between w:val="nil"/>
+        </w:pBdr>
+        <w:jc w:val="both"/>
+        <w:rPr>
+          <w:color w:val="000000" w:themeColor="text1"/>
+          <w:sz w:val="20"/>
+          <w:szCs w:val="20"/>
+        </w:rPr>
+      </w:pPr>
+    </w:p>
+    <w:p>
+      <w:pPr>
+        <w:pBdr>
+          <w:top w:val="nil"/>
+          <w:left w:val="nil"/>
+          <w:bottom w:val="nil"/>
+          <w:right w:val="nil"/>
+          <w:between w:val="nil"/>
+        </w:pBdr>
+        <w:jc w:val="both"/>
+        <w:rPr>
+          <w:color w:val="000000" w:themeColor="text1"/>
+          <w:sz w:val="20"/>
+          <w:szCs w:val="20"/>
+        </w:rPr>
+      </w:pPr>
+    </w:p>
+    <w:p>
+      <w:pPr>
+        <w:pBdr>
+          <w:top w:val="nil"/>
+          <w:left w:val="nil"/>
+          <w:bottom w:val="nil"/>
+          <w:right w:val="nil"/>
+          <w:between w:val="nil"/>
+        </w:pBdr>
+        <w:jc w:val="both"/>
+        <w:rPr>
+          <w:color w:val="000000" w:themeColor="text1"/>
+          <w:sz w:val="20"/>
+          <w:szCs w:val="20"/>
+        </w:rPr>
+      </w:pPr>
+    </w:p>
+    <w:p>
+      <w:pPr>
+        <w:pBdr>
+          <w:top w:val="nil"/>
+          <w:left w:val="nil"/>
+          <w:bottom w:val="nil"/>
+          <w:right w:val="nil"/>
+          <w:between w:val="nil"/>
+        </w:pBdr>
+        <w:jc w:val="both"/>
+        <w:rPr>
+          <w:color w:val="000000" w:themeColor="text1"/>
+          <w:sz w:val="20"/>
+          <w:szCs w:val="20"/>
+        </w:rPr>
+      </w:pPr>
+    </w:p>
+    <w:p>
+      <w:pPr>
+        <w:pBdr>
+          <w:top w:val="nil"/>
+          <w:left w:val="nil"/>
+          <w:bottom w:val="nil"/>
+          <w:right w:val="nil"/>
+          <w:between w:val="nil"/>
+        </w:pBdr>
+        <w:jc w:val="both"/>
+        <w:rPr>
+          <w:color w:val="000000" w:themeColor="text1"/>
+          <w:sz w:val="20"/>
+          <w:szCs w:val="20"/>
+        </w:rPr>
+      </w:pPr>
+    </w:p>
+    <w:p>
+      <w:pPr>
+        <w:pBdr>
+          <w:top w:val="nil"/>
+          <w:left w:val="nil"/>
+          <w:bottom w:val="nil"/>
+          <w:right w:val="nil"/>
+          <w:between w:val="nil"/>
+        </w:pBdr>
+        <w:jc w:val="both"/>
+        <w:rPr>
+          <w:color w:val="000000" w:themeColor="text1"/>
+          <w:sz w:val="20"/>
+          <w:szCs w:val="20"/>
+        </w:rPr>
+      </w:pPr>
+    </w:p>
+    <w:p>
+      <w:pPr>
+        <w:pBdr>
+          <w:top w:val="nil"/>
+          <w:left w:val="nil"/>
+          <w:bottom w:val="nil"/>
+          <w:right w:val="nil"/>
+          <w:between w:val="nil"/>
+        </w:pBdr>
+        <w:jc w:val="both"/>
+        <w:rPr>
+          <w:color w:val="000000" w:themeColor="text1"/>
+          <w:sz w:val="20"/>
+          <w:szCs w:val="20"/>
+        </w:rPr>
+      </w:pPr>
+    </w:p>
+    <w:p>
+      <w:pPr>
+        <w:pBdr>
+          <w:top w:val="nil"/>
+          <w:left w:val="nil"/>
+          <w:bottom w:val="nil"/>
+          <w:right w:val="nil"/>
+          <w:between w:val="nil"/>
+        </w:pBdr>
+        <w:jc w:val="both"/>
+        <w:rPr>
+          <w:color w:val="000000" w:themeColor="text1"/>
+          <w:sz w:val="20"/>
+          <w:szCs w:val="20"/>
+        </w:rPr>
+      </w:pPr>
+    </w:p>
+    <w:p>
+      <w:pPr>
+        <w:pBdr>
+          <w:top w:val="nil"/>
+          <w:left w:val="nil"/>
+          <w:bottom w:val="nil"/>
+          <w:right w:val="nil"/>
+          <w:between w:val="nil"/>
+        </w:pBdr>
+        <w:jc w:val="both"/>
+        <w:rPr>
+          <w:color w:val="000000" w:themeColor="text1"/>
+          <w:sz w:val="20"/>
+          <w:szCs w:val="20"/>
+        </w:rPr>
+      </w:pPr>
+    </w:p>
+    <w:p>
+      <w:pPr>
+        <w:pBdr>
+          <w:top w:val="nil"/>
+          <w:left w:val="nil"/>
+          <w:bottom w:val="nil"/>
+          <w:right w:val="nil"/>
+          <w:between w:val="nil"/>
+        </w:pBdr>
+        <w:jc w:val="both"/>
+        <w:rPr>
+          <w:color w:val="000000" w:themeColor="text1"/>
+          <w:sz w:val="20"/>
+          <w:szCs w:val="20"/>
+        </w:rPr>
+      </w:pPr>
+    </w:p>
+    <w:p>
+      <w:pPr>
+        <w:pBdr>
+          <w:top w:val="nil"/>
+          <w:left w:val="nil"/>
+          <w:bottom w:val="nil"/>
+          <w:right w:val="nil"/>
+          <w:between w:val="nil"/>
+        </w:pBdr>
+        <w:jc w:val="both"/>
+        <w:rPr>
+          <w:color w:val="000000" w:themeColor="text1"/>
+          <w:sz w:val="20"/>
+          <w:szCs w:val="20"/>
+        </w:rPr>
+      </w:pPr>
+    </w:p>
+    <w:p>
+      <w:pPr>
+        <w:pBdr>
+          <w:top w:val="nil"/>
+          <w:left w:val="nil"/>
+          <w:bottom w:val="nil"/>
+          <w:right w:val="nil"/>
+          <w:between w:val="nil"/>
+        </w:pBdr>
+        <w:jc w:val="both"/>
+        <w:rPr>
+          <w:color w:val="000000" w:themeColor="text1"/>
+          <w:sz w:val="20"/>
+          <w:szCs w:val="20"/>
+        </w:rPr>
+      </w:pPr>
+    </w:p>
+    <w:p>
+      <w:pPr>
+        <w:pBdr>
+          <w:top w:val="nil"/>
+          <w:left w:val="nil"/>
+          <w:bottom w:val="nil"/>
+          <w:right w:val="nil"/>
+          <w:between w:val="nil"/>
+        </w:pBdr>
+        <w:jc w:val="both"/>
+        <w:rPr>
+          <w:color w:val="000000" w:themeColor="text1"/>
+          <w:sz w:val="20"/>
+          <w:szCs w:val="20"/>
+        </w:rPr>
+      </w:pPr>
+    </w:p>
+    <w:p>
+      <w:pPr>
+        <w:pBdr>
+          <w:top w:val="nil"/>
+          <w:left w:val="nil"/>
+          <w:bottom w:val="nil"/>
+          <w:right w:val="nil"/>
+          <w:between w:val="nil"/>
+        </w:pBdr>
+        <w:jc w:val="both"/>
+        <w:rPr>
+          <w:color w:val="000000" w:themeColor="text1"/>
+          <w:sz w:val="20"/>
+          <w:szCs w:val="20"/>
+        </w:rPr>
+      </w:pPr>
+    </w:p>
+    <w:p>
+      <w:pPr>
+        <w:pBdr>
+          <w:top w:val="nil"/>
+          <w:left w:val="nil"/>
+          <w:bottom w:val="nil"/>
+          <w:right w:val="nil"/>
+          <w:between w:val="nil"/>
+        </w:pBdr>
+        <w:jc w:val="both"/>
+        <w:rPr>
+          <w:color w:val="000000" w:themeColor="text1"/>
+          <w:sz w:val="20"/>
+          <w:szCs w:val="20"/>
+        </w:rPr>
+      </w:pPr>
+    </w:p>
+    <w:p>
+      <w:pPr>
+        <w:pBdr>
+          <w:top w:val="nil"/>
+          <w:left w:val="nil"/>
+          <w:bottom w:val="nil"/>
+          <w:right w:val="nil"/>
+          <w:between w:val="nil"/>
+        </w:pBdr>
+        <w:jc w:val="both"/>
+        <w:rPr>
+          <w:color w:val="000000" w:themeColor="text1"/>
+          <w:sz w:val="20"/>
+          <w:szCs w:val="20"/>
+        </w:rPr>
+      </w:pPr>
+    </w:p>
+    <w:p>
+      <w:pPr>
+        <w:pBdr>
+          <w:top w:val="nil"/>
+          <w:left w:val="nil"/>
+          <w:bottom w:val="nil"/>
+          <w:right w:val="nil"/>
+          <w:between w:val="nil"/>
+        </w:pBdr>
+        <w:jc w:val="both"/>
+        <w:rPr>
+          <w:color w:val="000000" w:themeColor="text1"/>
+          <w:sz w:val="20"/>
+          <w:szCs w:val="20"/>
+        </w:rPr>
+      </w:pPr>
+    </w:p>
+    <w:p>
+      <w:pPr>
+        <w:pBdr>
+          <w:top w:val="nil"/>
+          <w:left w:val="nil"/>
+          <w:bottom w:val="nil"/>
+          <w:right w:val="nil"/>
+          <w:between w:val="nil"/>
+        </w:pBdr>
+        <w:jc w:val="both"/>
+        <w:rPr>
+          <w:color w:val="000000" w:themeColor="text1"/>
+          <w:sz w:val="20"/>
+          <w:szCs w:val="20"/>
+        </w:rPr>
+      </w:pPr>
+    </w:p>
+    <w:p>
+      <w:pPr>
+        <w:pBdr>
+          <w:top w:val="nil"/>
+          <w:left w:val="nil"/>
+          <w:bottom w:val="nil"/>
+          <w:right w:val="nil"/>
+          <w:between w:val="nil"/>
+        </w:pBdr>
+        <w:jc w:val="both"/>
+        <w:rPr>
+          <w:color w:val="000000" w:themeColor="text1"/>
+          <w:sz w:val="20"/>
+          <w:szCs w:val="20"/>
+        </w:rPr>
+      </w:pPr>
+    </w:p>
+    <w:p>
+      <w:pPr>
+        <w:pBdr>
+          <w:top w:val="nil"/>
+          <w:left w:val="nil"/>
+          <w:bottom w:val="nil"/>
+          <w:right w:val="nil"/>
+          <w:between w:val="nil"/>
+        </w:pBdr>
+        <w:jc w:val="both"/>
+        <w:rPr>
+          <w:color w:val="000000" w:themeColor="text1"/>
+          <w:sz w:val="20"/>
+          <w:szCs w:val="20"/>
+        </w:rPr>
+      </w:pPr>
+    </w:p>
+    <w:p>
+      <w:pPr>
+        <w:pBdr>
+          <w:top w:val="nil"/>
+          <w:left w:val="nil"/>
+          <w:bottom w:val="nil"/>
+          <w:right w:val="nil"/>
+          <w:between w:val="nil"/>
+        </w:pBdr>
+        <w:jc w:val="both"/>
+        <w:rPr>
+          <w:color w:val="000000" w:themeColor="text1"/>
+          <w:sz w:val="20"/>
+          <w:szCs w:val="20"/>
+        </w:rPr>
+      </w:pPr>
+    </w:p>
+    <w:p>
+      <w:pPr>
+        <w:pBdr>
+          <w:top w:val="nil"/>
+          <w:left w:val="nil"/>
+          <w:bottom w:val="nil"/>
+          <w:right w:val="nil"/>
+          <w:between w:val="nil"/>
+        </w:pBdr>
+        <w:jc w:val="both"/>
+        <w:rPr>
+          <w:color w:val="000000"/>
+          <w:sz w:val="20"/>
+          <w:szCs w:val="20"/>
+        </w:rPr>
+      </w:pPr>
+    </w:p>
+    <w:p>
+      <w:pPr>
+        <w:pBdr>
+          <w:top w:val="nil"/>
+          <w:left w:val="nil"/>
+          <w:bottom w:val="nil"/>
+          <w:right w:val="nil"/>
+          <w:between w:val="nil"/>
+        </w:pBdr>
+        <w:jc w:val="both"/>
+        <w:rPr>
+          <w:b/>
+          <w:bCs/>
+          <w:color w:val="000000"/>
+          <w:sz w:val="20"/>
+          <w:szCs w:val="20"/>
+        </w:rPr>
+      </w:pPr>
+      <w:r>
+        <w:rPr>
+          <w:b/>
+          <w:bCs/>
+          <w:color w:val="000000" w:themeColor="text1"/>
+          <w:sz w:val="20"/>
+          <w:szCs w:val="20"/>
+        </w:rPr>
+        <w:t xml:space="preserve">Figura </w:t>
+      </w:r>
+      <w:r>
+        <w:rPr>
+          <w:b/>
+          <w:bCs/>
+          <w:color w:val="000000" w:themeColor="text1"/>
+          <w:sz w:val="20"/>
+          <w:szCs w:val="20"/>
+        </w:rPr>
+        <w:t>9</w:t>
+      </w:r>
+      <w:r>
+        <w:rPr>
+          <w:b/>
+          <w:bCs/>
+          <w:color w:val="000000" w:themeColor="text1"/>
           <w:sz w:val="20"/>
           <w:szCs w:val="20"/>
         </w:rPr>
@@ -25493,7 +26083,7 @@
       </w:r>
       <w:r>
         <w:rPr>
-          <w:color w:val="000000"/>
+          <w:color w:val="000000" w:themeColor="text1"/>
           <w:sz w:val="20"/>
           <w:szCs w:val="20"/>
         </w:rPr>
@@ -25537,10 +26127,12 @@
       <w:commentRangeStart w:id="29"/>
       <w:r>
         <w:rPr>
-          <w:color w:val="000000"/>
-          <w:sz w:val="20"/>
-          <w:szCs w:val="20"/>
-        </w:rPr>
+          <w:noProof/>
+          <w:color w:val="000000"/>
+          <w:sz w:val="20"/>
+          <w:szCs w:val="20"/>
+        </w:rPr>
+        <w:lastRenderedPageBreak/>
         <w:drawing>
           <wp:inline distT="0" distB="0" distL="0" distR="0" wp14:anchorId="778E0E62" wp14:editId="1FCAB1BA">
             <wp:extent cx="1514686" cy="4105848"/>
@@ -25708,7 +26300,6 @@
           <w:sz w:val="20"/>
           <w:szCs w:val="20"/>
         </w:rPr>
-        <w:lastRenderedPageBreak/>
         <w:t>En este ejemplo, el sensor proporciona información sobre el nivel. La señal puede requerir acondicionamiento y posteriormente ser procesada para determinar si el sistema debe activar o desactivar un elemento de actuación.</w:t>
       </w:r>
     </w:p>
@@ -26713,53 +27304,46 @@
         </w:pBdr>
         <w:jc w:val="both"/>
         <w:rPr>
-          <w:color w:val="000000"/>
-          <w:sz w:val="20"/>
-          <w:szCs w:val="20"/>
-        </w:rPr>
-      </w:pPr>
-    </w:p>
-    <w:p>
-      <w:pPr>
-        <w:pBdr>
-          <w:top w:val="nil"/>
-          <w:left w:val="nil"/>
-          <w:bottom w:val="nil"/>
-          <w:right w:val="nil"/>
-          <w:between w:val="nil"/>
-        </w:pBdr>
-        <w:jc w:val="both"/>
-        <w:rPr>
-          <w:b/>
-          <w:bCs/>
-          <w:color w:val="000000"/>
-          <w:sz w:val="20"/>
-          <w:szCs w:val="20"/>
-        </w:rPr>
-      </w:pPr>
-      <w:r>
-        <w:rPr>
-          <w:b/>
-          <w:bCs/>
-          <w:color w:val="000000"/>
-          <w:sz w:val="20"/>
-          <w:szCs w:val="20"/>
-        </w:rPr>
-        <w:t>Figura 9.</w:t>
-      </w:r>
-      <w:r>
-        <w:rPr>
-          <w:b/>
-          <w:bCs/>
-          <w:color w:val="000000"/>
-          <w:sz w:val="20"/>
-          <w:szCs w:val="20"/>
-        </w:rPr>
-        <w:t xml:space="preserve"> </w:t>
-      </w:r>
-      <w:r>
-        <w:rPr>
-          <w:color w:val="000000"/>
+          <w:b/>
+          <w:bCs/>
+          <w:color w:val="000000"/>
+          <w:sz w:val="20"/>
+          <w:szCs w:val="20"/>
+        </w:rPr>
+      </w:pPr>
+      <w:r>
+        <w:rPr>
+          <w:b/>
+          <w:bCs/>
+          <w:color w:val="000000" w:themeColor="text1"/>
+          <w:sz w:val="20"/>
+          <w:szCs w:val="20"/>
+        </w:rPr>
+        <w:t xml:space="preserve">Figura </w:t>
+      </w:r>
+      <w:r>
+        <w:rPr>
+          <w:b/>
+          <w:bCs/>
+          <w:color w:val="000000" w:themeColor="text1"/>
+          <w:sz w:val="20"/>
+          <w:szCs w:val="20"/>
+        </w:rPr>
+        <w:t>10</w:t>
+      </w:r>
+      <w:r>
+        <w:rPr>
+          <w:b/>
+          <w:bCs/>
+          <w:color w:val="000000" w:themeColor="text1"/>
+          <w:sz w:val="20"/>
+          <w:szCs w:val="20"/>
+        </w:rPr>
+        <w:t xml:space="preserve">. </w:t>
+      </w:r>
+      <w:r>
+        <w:rPr>
+          <w:color w:val="000000" w:themeColor="text1"/>
           <w:sz w:val="20"/>
           <w:szCs w:val="20"/>
         </w:rPr>
@@ -26803,6 +27387,7 @@
       <w:commentRangeStart w:id="31"/>
       <w:r>
         <w:rPr>
+          <w:noProof/>
           <w:color w:val="000000"/>
           <w:sz w:val="20"/>
           <w:szCs w:val="20"/>
@@ -27646,7 +28231,6 @@
           <w:sz w:val="20"/>
           <w:szCs w:val="20"/>
         </w:rPr>
-        <w:lastRenderedPageBreak/>
         <w:t>¿Qué características tiene la señal obtenida?</w:t>
       </w:r>
     </w:p>
@@ -29928,13 +30512,7 @@
                               <w:rPr>
                                 <w:lang w:val="es-MX"/>
                               </w:rPr>
-                              <w:t xml:space="preserve">Pódcast </w:t>
-                            </w:r>
-                            <w:r>
-                              <w:rPr>
-                                <w:lang w:val="es-MX"/>
-                              </w:rPr>
-                              <w:t>2</w:t>
+                              <w:t>Pódcast 2</w:t>
                             </w:r>
                           </w:p>
                         </w:txbxContent>
@@ -29951,10 +30529,10 @@
               </wp:anchor>
             </w:drawing>
           </mc:Choice>
-          <mc:Fallback>
-            <w:pict>
-              <v:rect w14:anchorId="7C02F6AF" id="_x0000_s1027" style="position:absolute;left:0;text-align:left;margin-left:33pt;margin-top:10.45pt;width:408pt;height:33pt;z-index:251661312;visibility:visible;mso-wrap-style:square;mso-wrap-distance-left:9pt;mso-wrap-distance-top:0;mso-wrap-distance-right:9pt;mso-wrap-distance-bottom:0;mso-position-horizontal:absolute;mso-position-horizontal-relative:text;mso-position-vertical:absolute;mso-position-vertical-relative:text;v-text-anchor:middle" o:gfxdata="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" fillcolor="#9bbb59 [3206]" strokecolor="white [3201]" strokeweight="3pt">
-                <v:shadow on="t" color="black" opacity="24903f" origin=",.5" offset="0,.55556mm"/>
+          <mc:Fallback xmlns:a14="http://schemas.microsoft.com/office/drawing/2010/main" xmlns:pic="http://schemas.openxmlformats.org/drawingml/2006/picture" xmlns:a="http://schemas.openxmlformats.org/drawingml/2006/main">
+            <w:pict w14:anchorId="3BF23576">
+              <v:rect id="_x0000_s1027" style="position:absolute;left:0;text-align:left;margin-left:33pt;margin-top:10.45pt;width:408pt;height:33pt;z-index:251661312;visibility:visible;mso-wrap-style:square;mso-wrap-distance-left:9pt;mso-wrap-distance-top:0;mso-wrap-distance-right:9pt;mso-wrap-distance-bottom:0;mso-position-horizontal:absolute;mso-position-horizontal-relative:text;mso-position-vertical:absolute;mso-position-vertical-relative:text;v-text-anchor:middle" fillcolor="#9bbb59 [3206]" strokecolor="white [3201]" strokeweight="3pt" w14:anchorId="7C02F6AF" o:gfxdata="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">
+                <v:shadow on="t" color="black" opacity="24903f" offset="0,.55556mm" origin=",.5"/>
                 <v:textbox>
                   <w:txbxContent>
                     <w:p>
@@ -30289,78 +30867,71 @@
           <w:szCs w:val="20"/>
         </w:rPr>
         <w:br/>
-      </w:r>
-      <w:r>
-        <w:rPr>
-          <w:bCs/>
+        <w:t xml:space="preserve">Finalmente, los conocimientos se integran mediante situaciones aplicadas en las que intervienen sensores, circuitos de acondicionamiento, procesamiento lógico, elementos de control y dispositivos de actuación. De esta manera, el aprendiz comprende la relación existente entre </w:t>
+      </w:r>
+      <w:r>
+        <w:rPr>
+          <w:b/>
+          <w:bCs/>
+          <w:color w:val="000000"/>
+          <w:sz w:val="20"/>
+          <w:szCs w:val="20"/>
+        </w:rPr>
+        <w:t>captar, acondicionar, convertir, procesar, decidir y actuar</w:t>
+      </w:r>
+      <w:r>
+        <w:rPr>
+          <w:bCs/>
+          <w:color w:val="000000"/>
+          <w:sz w:val="20"/>
+          <w:szCs w:val="20"/>
+        </w:rPr>
+        <w:t>, fortaleciendo su capacidad para analizar variables de un proceso y plantear soluciones básicas de control acordes con las características de la señal y las necesidades del sistema.</w:t>
+      </w:r>
+    </w:p>
+    <w:p>
+      <w:pPr>
+        <w:pBdr>
+          <w:top w:val="nil"/>
+          <w:left w:val="nil"/>
+          <w:bottom w:val="nil"/>
+          <w:right w:val="nil"/>
+          <w:between w:val="nil"/>
+        </w:pBdr>
+        <w:rPr>
+          <w:bCs/>
+          <w:color w:val="000000"/>
+          <w:sz w:val="20"/>
+          <w:szCs w:val="20"/>
+        </w:rPr>
+      </w:pPr>
+    </w:p>
+    <w:p>
+      <w:pPr>
+        <w:pBdr>
+          <w:top w:val="nil"/>
+          <w:left w:val="nil"/>
+          <w:bottom w:val="nil"/>
+          <w:right w:val="nil"/>
+          <w:between w:val="nil"/>
+        </w:pBdr>
+        <w:rPr>
+          <w:bCs/>
+          <w:color w:val="000000"/>
+          <w:sz w:val="20"/>
+          <w:szCs w:val="20"/>
+        </w:rPr>
+      </w:pPr>
+      <w:commentRangeStart w:id="35"/>
+      <w:r>
+        <w:rPr>
+          <w:bCs/>
+          <w:noProof/>
           <w:color w:val="000000"/>
           <w:sz w:val="20"/>
           <w:szCs w:val="20"/>
         </w:rPr>
         <w:lastRenderedPageBreak/>
-        <w:t xml:space="preserve">Finalmente, los conocimientos se integran mediante situaciones aplicadas en las que intervienen sensores, circuitos de acondicionamiento, procesamiento lógico, elementos de control y dispositivos de actuación. De esta manera, el aprendiz comprende la relación existente entre </w:t>
-      </w:r>
-      <w:r>
-        <w:rPr>
-          <w:b/>
-          <w:bCs/>
-          <w:color w:val="000000"/>
-          <w:sz w:val="20"/>
-          <w:szCs w:val="20"/>
-        </w:rPr>
-        <w:t>captar, acondicionar, convertir, procesar, decidir y actuar</w:t>
-      </w:r>
-      <w:r>
-        <w:rPr>
-          <w:bCs/>
-          <w:color w:val="000000"/>
-          <w:sz w:val="20"/>
-          <w:szCs w:val="20"/>
-        </w:rPr>
-        <w:t>, fortaleciendo su capacidad para analizar variables de un proceso y plantear soluciones básicas de control acordes con las características de la señal y las necesidades del sistema.</w:t>
-      </w:r>
-    </w:p>
-    <w:p>
-      <w:pPr>
-        <w:pBdr>
-          <w:top w:val="nil"/>
-          <w:left w:val="nil"/>
-          <w:bottom w:val="nil"/>
-          <w:right w:val="nil"/>
-          <w:between w:val="nil"/>
-        </w:pBdr>
-        <w:rPr>
-          <w:bCs/>
-          <w:color w:val="000000"/>
-          <w:sz w:val="20"/>
-          <w:szCs w:val="20"/>
-        </w:rPr>
-      </w:pPr>
-    </w:p>
-    <w:p>
-      <w:pPr>
-        <w:pBdr>
-          <w:top w:val="nil"/>
-          <w:left w:val="nil"/>
-          <w:bottom w:val="nil"/>
-          <w:right w:val="nil"/>
-          <w:between w:val="nil"/>
-        </w:pBdr>
-        <w:rPr>
-          <w:bCs/>
-          <w:color w:val="000000"/>
-          <w:sz w:val="20"/>
-          <w:szCs w:val="20"/>
-        </w:rPr>
-      </w:pPr>
-      <w:commentRangeStart w:id="35"/>
-      <w:r>
-        <w:rPr>
-          <w:bCs/>
-          <w:color w:val="000000"/>
-          <w:sz w:val="20"/>
-          <w:szCs w:val="20"/>
-        </w:rPr>
         <w:drawing>
           <wp:inline distT="0" distB="0" distL="0" distR="0" wp14:anchorId="33ED8A95" wp14:editId="3AEA4F72">
             <wp:extent cx="6315956" cy="3867690"/>
@@ -30798,7 +31369,6 @@
                 <w:sz w:val="20"/>
                 <w:szCs w:val="20"/>
               </w:rPr>
-              <w:lastRenderedPageBreak/>
               <w:t xml:space="preserve">Archivo de la actividad </w:t>
             </w:r>
           </w:p>
@@ -31073,14 +31643,7 @@
                 <w:sz w:val="20"/>
                 <w:szCs w:val="20"/>
               </w:rPr>
-              <w:t>Acondicionamiento de señales</w:t>
-            </w:r>
-            <w:r>
-              <w:rPr>
-                <w:sz w:val="20"/>
-                <w:szCs w:val="20"/>
-              </w:rPr>
-              <w:t>:</w:t>
+              <w:t>Acondicionamiento de señales:</w:t>
             </w:r>
           </w:p>
         </w:tc>
@@ -31701,14 +32264,23 @@
         <w:rPr>
           <w:sz w:val="20"/>
           <w:szCs w:val="20"/>
-        </w:rPr>
-      </w:pPr>
-      <w:r>
-        <w:rPr>
-          <w:sz w:val="20"/>
-          <w:szCs w:val="20"/>
-        </w:rPr>
-        <w:t>Creus Solé, A. (2011). Instrumentación industrial (8.ª ed.). Marcombo.</w:t>
+          <w:lang w:val="en-GB"/>
+        </w:rPr>
+      </w:pPr>
+      <w:r>
+        <w:rPr>
+          <w:sz w:val="20"/>
+          <w:szCs w:val="20"/>
+        </w:rPr>
+        <w:t xml:space="preserve">Creus Solé, A. (2011). Instrumentación industrial (8.ª ed.). </w:t>
+      </w:r>
+      <w:r>
+        <w:rPr>
+          <w:sz w:val="20"/>
+          <w:szCs w:val="20"/>
+          <w:lang w:val="en-GB"/>
+        </w:rPr>
+        <w:t>Marcombo.</w:t>
       </w:r>
     </w:p>
     <w:p>
@@ -31718,6 +32290,7 @@
         <w:rPr>
           <w:sz w:val="20"/>
           <w:szCs w:val="20"/>
+          <w:lang w:val="en-GB"/>
         </w:rPr>
       </w:pPr>
     </w:p>
@@ -31728,12 +32301,14 @@
         <w:rPr>
           <w:sz w:val="20"/>
           <w:szCs w:val="20"/>
-        </w:rPr>
-      </w:pPr>
-      <w:r>
-        <w:rPr>
-          <w:sz w:val="20"/>
-          <w:szCs w:val="20"/>
+          <w:lang w:val="en-GB"/>
+        </w:rPr>
+      </w:pPr>
+      <w:r>
+        <w:rPr>
+          <w:sz w:val="20"/>
+          <w:szCs w:val="20"/>
+          <w:lang w:val="en-GB"/>
         </w:rPr>
         <w:t xml:space="preserve">Fluke Corporation. (s. f.). Guide to signal conditioning. </w:t>
       </w:r>
@@ -31743,6 +32318,7 @@
             <w:rStyle w:val="Hipervnculo"/>
             <w:sz w:val="20"/>
             <w:szCs w:val="20"/>
+            <w:lang w:val="en-GB"/>
           </w:rPr>
           <w:t>https://www.fluke.com/en-us/learn/blog/calibration/signal-conditioning-ensures-measurement-accuracy</w:t>
         </w:r>
@@ -31751,6 +32327,7 @@
         <w:rPr>
           <w:sz w:val="20"/>
           <w:szCs w:val="20"/>
+          <w:lang w:val="en-GB"/>
         </w:rPr>
         <w:t xml:space="preserve"> </w:t>
       </w:r>
@@ -31762,6 +32339,7 @@
         <w:rPr>
           <w:sz w:val="20"/>
           <w:szCs w:val="20"/>
+          <w:lang w:val="en-GB"/>
         </w:rPr>
       </w:pPr>
     </w:p>
@@ -31772,12 +32350,14 @@
         <w:rPr>
           <w:sz w:val="20"/>
           <w:szCs w:val="20"/>
-        </w:rPr>
-      </w:pPr>
-      <w:r>
-        <w:rPr>
-          <w:sz w:val="20"/>
-          <w:szCs w:val="20"/>
+          <w:lang w:val="en-GB"/>
+        </w:rPr>
+      </w:pPr>
+      <w:r>
+        <w:rPr>
+          <w:sz w:val="20"/>
+          <w:szCs w:val="20"/>
+          <w:lang w:val="en-GB"/>
         </w:rPr>
         <w:t xml:space="preserve">National Instruments. (s. f.). Signal conditioning. </w:t>
       </w:r>
@@ -31787,6 +32367,7 @@
             <w:rStyle w:val="Hipervnculo"/>
             <w:sz w:val="20"/>
             <w:szCs w:val="20"/>
+            <w:lang w:val="en-GB"/>
           </w:rPr>
           <w:t>https://education.ni.com/teach/resources/953/signal-conditioning</w:t>
         </w:r>
@@ -31795,6 +32376,7 @@
         <w:rPr>
           <w:sz w:val="20"/>
           <w:szCs w:val="20"/>
+          <w:lang w:val="en-GB"/>
         </w:rPr>
         <w:t xml:space="preserve"> </w:t>
       </w:r>
@@ -31806,6 +32388,7 @@
         <w:rPr>
           <w:sz w:val="20"/>
           <w:szCs w:val="20"/>
+          <w:lang w:val="en-GB"/>
         </w:rPr>
       </w:pPr>
     </w:p>
@@ -31822,8 +32405,8 @@
         <w:rPr>
           <w:sz w:val="20"/>
           <w:szCs w:val="20"/>
-        </w:rPr>
-        <w:lastRenderedPageBreak/>
+          <w:lang w:val="en-GB"/>
+        </w:rPr>
         <w:t xml:space="preserve">National Instruments. (s. f.). Student projects for measurements and instrumentation. </w:t>
       </w:r>
       <w:hyperlink r:id="rId29" w:history="1">
@@ -31867,6 +32450,7 @@
         <w:rPr>
           <w:sz w:val="20"/>
           <w:szCs w:val="20"/>
+          <w:lang w:val="en-GB"/>
         </w:rPr>
         <w:t xml:space="preserve">National Instruments. (s. f.). Engineer’s guide to the digitization of analog signals. </w:t>
       </w:r>
@@ -31912,6 +32496,7 @@
           <w:sz w:val="20"/>
           <w:szCs w:val="20"/>
         </w:rPr>
+        <w:lastRenderedPageBreak/>
         <w:t xml:space="preserve">National Instruments. (2026). Cómo escoger el hardware DAQ adecuado para su sistema de medidas. </w:t>
       </w:r>
       <w:hyperlink r:id="rId31" w:history="1">
@@ -32321,6 +32906,7 @@
         <w:tc>
           <w:tcPr>
             <w:tcW w:w="1272" w:type="dxa"/>
+            <w:vMerge w:val="restart"/>
             <w:shd w:val="clear" w:color="auto" w:fill="auto"/>
           </w:tcPr>
           <w:p>
@@ -32339,6 +32925,124 @@
               </w:rPr>
               <w:t>Autor (es)</w:t>
             </w:r>
+          </w:p>
+        </w:tc>
+        <w:tc>
+          <w:tcPr>
+            <w:tcW w:w="1991" w:type="dxa"/>
+            <w:shd w:val="clear" w:color="auto" w:fill="auto"/>
+          </w:tcPr>
+          <w:p>
+            <w:pPr>
+              <w:jc w:val="both"/>
+              <w:rPr>
+                <w:bCs/>
+                <w:sz w:val="20"/>
+                <w:szCs w:val="20"/>
+              </w:rPr>
+            </w:pPr>
+            <w:r>
+              <w:rPr>
+                <w:b w:val="0"/>
+                <w:sz w:val="20"/>
+                <w:szCs w:val="20"/>
+              </w:rPr>
+              <w:t>Wilmar Urrutia Martínez</w:t>
+            </w:r>
+          </w:p>
+        </w:tc>
+        <w:tc>
+          <w:tcPr>
+            <w:tcW w:w="1559" w:type="dxa"/>
+            <w:shd w:val="clear" w:color="auto" w:fill="auto"/>
+          </w:tcPr>
+          <w:p>
+            <w:pPr>
+              <w:jc w:val="both"/>
+              <w:rPr>
+                <w:bCs/>
+                <w:sz w:val="20"/>
+                <w:szCs w:val="20"/>
+              </w:rPr>
+            </w:pPr>
+            <w:r>
+              <w:rPr>
+                <w:b w:val="0"/>
+                <w:sz w:val="20"/>
+                <w:szCs w:val="20"/>
+              </w:rPr>
+              <w:t>Experto temático</w:t>
+            </w:r>
+          </w:p>
+        </w:tc>
+        <w:tc>
+          <w:tcPr>
+            <w:tcW w:w="3257" w:type="dxa"/>
+            <w:shd w:val="clear" w:color="auto" w:fill="auto"/>
+          </w:tcPr>
+          <w:p>
+            <w:pPr>
+              <w:jc w:val="both"/>
+              <w:rPr>
+                <w:bCs/>
+                <w:sz w:val="20"/>
+                <w:szCs w:val="20"/>
+              </w:rPr>
+            </w:pPr>
+            <w:r>
+              <w:rPr>
+                <w:b w:val="0"/>
+                <w:sz w:val="20"/>
+                <w:szCs w:val="20"/>
+              </w:rPr>
+              <w:t>N/A</w:t>
+            </w:r>
+          </w:p>
+        </w:tc>
+        <w:tc>
+          <w:tcPr>
+            <w:tcW w:w="1888" w:type="dxa"/>
+            <w:shd w:val="clear" w:color="auto" w:fill="auto"/>
+          </w:tcPr>
+          <w:p>
+            <w:pPr>
+              <w:jc w:val="both"/>
+              <w:rPr>
+                <w:bCs/>
+                <w:sz w:val="20"/>
+                <w:szCs w:val="20"/>
+              </w:rPr>
+            </w:pPr>
+            <w:r>
+              <w:rPr>
+                <w:b w:val="0"/>
+                <w:sz w:val="20"/>
+                <w:szCs w:val="20"/>
+              </w:rPr>
+              <w:t>2021</w:t>
+            </w:r>
+          </w:p>
+        </w:tc>
+      </w:tr>
+      <w:tr>
+        <w:trPr>
+          <w:trHeight w:val="340"/>
+        </w:trPr>
+        <w:tc>
+          <w:tcPr>
+            <w:tcW w:w="1272" w:type="dxa"/>
+            <w:vMerge/>
+            <w:shd w:val="clear" w:color="auto" w:fill="auto"/>
+          </w:tcPr>
+          <w:p>
+            <w:pPr>
+              <w:spacing w:line="276" w:lineRule="auto"/>
+              <w:jc w:val="both"/>
+              <w:rPr>
+                <w:sz w:val="20"/>
+                <w:szCs w:val="20"/>
+              </w:rPr>
+            </w:pPr>
           </w:p>
         </w:tc>
         <w:tc>
@@ -32418,16 +33122,7 @@
                 <w:sz w:val="20"/>
                 <w:szCs w:val="20"/>
               </w:rPr>
-              <w:t>Regional Atlántico</w:t>
-            </w:r>
-            <w:r>
-              <w:rPr>
-                <w:b w:val="0"/>
-                <w:bCs/>
-                <w:sz w:val="20"/>
-                <w:szCs w:val="20"/>
-              </w:rPr>
-              <w:t>, Centro de Comercio y Servicios</w:t>
+              <w:t>Regional Atlántico, Centro de Comercio y Servicios</w:t>
             </w:r>
           </w:p>
         </w:tc>
@@ -32454,7 +33149,7 @@
                 <w:sz w:val="20"/>
                 <w:szCs w:val="20"/>
               </w:rPr>
-              <w:t>agosto</w:t>
+              <w:t xml:space="preserve">agosto </w:t>
             </w:r>
             <w:r>
               <w:rPr>
@@ -32463,25 +33158,7 @@
                 <w:sz w:val="20"/>
                 <w:szCs w:val="20"/>
               </w:rPr>
-              <w:t xml:space="preserve"> </w:t>
-            </w:r>
-            <w:r>
-              <w:rPr>
-                <w:b w:val="0"/>
-                <w:bCs/>
-                <w:sz w:val="20"/>
-                <w:szCs w:val="20"/>
-              </w:rPr>
-              <w:t>de 202</w:t>
-            </w:r>
-            <w:r>
-              <w:rPr>
-                <w:b w:val="0"/>
-                <w:bCs/>
-                <w:sz w:val="20"/>
-                <w:szCs w:val="20"/>
-              </w:rPr>
-              <w:t>6</w:t>
+              <w:t>de 2026</w:t>
             </w:r>
           </w:p>
         </w:tc>
@@ -32895,7 +33572,7 @@
 </file>
 
 <file path=word/comments.xml><?xml version="1.0" encoding="utf-8"?>
-<w:comments xmlns:wpc="http://schemas.microsoft.com/office/word/2010/wordprocessingCanvas" xmlns:cx="http://schemas.microsoft.com/office/drawing/2014/chartex" xmlns:cx1="http://schemas.microsoft.com/office/drawing/2015/9/8/chartex" xmlns:cx2="http://schemas.microsoft.com/office/drawing/2015/10/21/chartex" xmlns:cx3="http://schemas.microsoft.com/office/drawing/2016/5/9/chartex" xmlns:cx4="http://schemas.microsoft.com/office/drawing/2016/5/10/chartex" xmlns:cx5="http://schemas.microsoft.com/office/drawing/2016/5/11/chartex" xmlns:cx6="http://schemas.microsoft.com/office/drawing/2016/5/12/chartex" xmlns:cx7="http://schemas.microsoft.com/office/drawing/2016/5/13/chartex" xmlns:cx8="http://schemas.microsoft.com/office/drawing/2016/5/14/chartex" xmlns:mc="http://schemas.openxmlformats.org/markup-compatibility/2006" xmlns:aink="http://schemas.microsoft.com/office/drawing/2016/ink" xmlns:am3d="http://schemas.microsoft.com/office/drawing/2017/model3d" xmlns:o="urn:schemas-microsoft-com:office:office" xmlns:oel="http://schemas.microsoft.com/office/2019/extlst" xmlns:r="http://schemas.openxmlformats.org/officeDocument/2006/relationships" xmlns:m="http://schemas.openxmlformats.org/officeDocument/2006/math" xmlns:v="urn:schemas-microsoft-com:vml" xmlns:wp14="http://schemas.microsoft.com/office/word/2010/wordprocessingDrawing" xmlns:wp="http://schemas.openxmlformats.org/drawingml/2006/wordprocessingDrawing" xmlns:w10="urn:schemas-microsoft-com:office:word" xmlns:w="http://schemas.openxmlformats.org/wordprocessingml/2006/main" xmlns:w14="http://schemas.microsoft.com/office/word/2010/wordml" xmlns:w15="http://schemas.microsoft.com/office/word/2012/wordml" xmlns:w16cex="http://schemas.microsoft.com/office/word/2018/wordml/cex" xmlns:w16cid="http://schemas.microsoft.com/office/word/2016/wordml/cid" xmlns:w16="http://schemas.microsoft.com/office/word/2018/wordml" xmlns:w16du="http://schemas.microsoft.com/office/word/2023/wordml/word16du" xmlns:w16sdtdh="http://schemas.microsoft.com/office/word/2020/wordml/sdtdatahash" xmlns:w16sdtfl="http://schemas.microsoft.com/office/word/2024/wordml/sdtformatlock" xmlns:w16se="http://schemas.microsoft.com/office/word/2015/wordml/symex" xmlns:wpg="http://schemas.microsoft.com/office/word/2010/wordprocessingGroup" xmlns:wpi="http://schemas.microsoft.com/office/word/2010/wordprocessingInk" xmlns:wne="http://schemas.microsoft.com/office/word/2006/wordml" xmlns:wps="http://schemas.microsoft.com/office/word/2010/wordprocessingShape" mc:Ignorable="w14 w15 w16se w16cid w16 w16cex w16sdtdh w16sdtfl w16du wp14">
+<w:comments xmlns:wpc="http://schemas.microsoft.com/office/word/2010/wordprocessingCanvas" xmlns:cx="http://schemas.microsoft.com/office/drawing/2014/chartex" xmlns:cx1="http://schemas.microsoft.com/office/drawing/2015/9/8/chartex" xmlns:cx2="http://schemas.microsoft.com/office/drawing/2015/10/21/chartex" xmlns:cx3="http://schemas.microsoft.com/office/drawing/2016/5/9/chartex" xmlns:cx4="http://schemas.microsoft.com/office/drawing/2016/5/10/chartex" xmlns:cx5="http://schemas.microsoft.com/office/drawing/2016/5/11/chartex" xmlns:cx6="http://schemas.microsoft.com/office/drawing/2016/5/12/chartex" xmlns:cx7="http://schemas.microsoft.com/office/drawing/2016/5/13/chartex" xmlns:cx8="http://schemas.microsoft.com/office/drawing/2016/5/14/chartex" xmlns:mc="http://schemas.openxmlformats.org/markup-compatibility/2006" xmlns:m="http://schemas.openxmlformats.org/officeDocument/2006/math" xmlns:aink="http://schemas.microsoft.com/office/drawing/2016/ink" xmlns:am3d="http://schemas.microsoft.com/office/drawing/2017/model3d" xmlns:oel="http://schemas.microsoft.com/office/2019/extlst" xmlns:r="http://schemas.openxmlformats.org/officeDocument/2006/relationships" xmlns:wp14="http://schemas.microsoft.com/office/word/2010/wordprocessingDrawing" xmlns:wp="http://schemas.openxmlformats.org/drawingml/2006/wordprocessingDrawing" xmlns:wpg="http://schemas.microsoft.com/office/word/2010/wordprocessingGroup" xmlns:wpi="http://schemas.microsoft.com/office/word/2010/wordprocessingInk" xmlns:wps="http://schemas.microsoft.com/office/word/2010/wordprocessingShape" xmlns:o="urn:schemas-microsoft-com:office:office" xmlns:v="urn:schemas-microsoft-com:vml" xmlns:w10="urn:schemas-microsoft-com:office:word" xmlns:w="http://schemas.openxmlformats.org/wordprocessingml/2006/main" xmlns:w14="http://schemas.microsoft.com/office/word/2010/wordml" xmlns:w15="http://schemas.microsoft.com/office/word/2012/wordml" xmlns:w16cex="http://schemas.microsoft.com/office/word/2018/wordml/cex" xmlns:w16cid="http://schemas.microsoft.com/office/word/2016/wordml/cid" xmlns:w16="http://schemas.microsoft.com/office/word/2018/wordml" xmlns:w16sdtdh="http://schemas.microsoft.com/office/word/2020/wordml/sdtdatahash" xmlns:w16sdtfl="http://schemas.microsoft.com/office/word/2024/wordml/sdtformatlock" xmlns:w16se="http://schemas.microsoft.com/office/word/2015/wordml/symex" xmlns:w16du="http://schemas.microsoft.com/office/word/2023/wordml/word16du" xmlns:wne="http://schemas.microsoft.com/office/word/2006/wordml" mc:Ignorable="w14 w15 w16se w16cid w16 w16cex w16sdtdh w16sdtfl w16du wp14">
   <w:comment w:id="1" w:author="Carolina Coca Salazar" w:date="2026-08-21T06:12:00Z" w:initials="CC">
     <w:p>
       <w:pPr>
@@ -34900,7 +35577,7 @@
 </file>
 
 <file path=word/commentsExtended.xml><?xml version="1.0" encoding="utf-8"?>
-<w15:commentsEx xmlns:wpc="http://schemas.microsoft.com/office/word/2010/wordprocessingCanvas" xmlns:cx="http://schemas.microsoft.com/office/drawing/2014/chartex" xmlns:cx1="http://schemas.microsoft.com/office/drawing/2015/9/8/chartex" xmlns:cx2="http://schemas.microsoft.com/office/drawing/2015/10/21/chartex" xmlns:cx3="http://schemas.microsoft.com/office/drawing/2016/5/9/chartex" xmlns:cx4="http://schemas.microsoft.com/office/drawing/2016/5/10/chartex" xmlns:cx5="http://schemas.microsoft.com/office/drawing/2016/5/11/chartex" xmlns:cx6="http://schemas.microsoft.com/office/drawing/2016/5/12/chartex" xmlns:cx7="http://schemas.microsoft.com/office/drawing/2016/5/13/chartex" xmlns:cx8="http://schemas.microsoft.com/office/drawing/2016/5/14/chartex" xmlns:mc="http://schemas.openxmlformats.org/markup-compatibility/2006" xmlns:aink="http://schemas.microsoft.com/office/drawing/2016/ink" xmlns:am3d="http://schemas.microsoft.com/office/drawing/2017/model3d" xmlns:o="urn:schemas-microsoft-com:office:office" xmlns:oel="http://schemas.microsoft.com/office/2019/extlst" xmlns:r="http://schemas.openxmlformats.org/officeDocument/2006/relationships" xmlns:m="http://schemas.openxmlformats.org/officeDocument/2006/math" xmlns:v="urn:schemas-microsoft-com:vml" xmlns:wp14="http://schemas.microsoft.com/office/word/2010/wordprocessingDrawing" xmlns:wp="http://schemas.openxmlformats.org/drawingml/2006/wordprocessingDrawing" xmlns:w10="urn:schemas-microsoft-com:office:word" xmlns:w="http://schemas.openxmlformats.org/wordprocessingml/2006/main" xmlns:w14="http://schemas.microsoft.com/office/word/2010/wordml" xmlns:w15="http://schemas.microsoft.com/office/word/2012/wordml" xmlns:w16cex="http://schemas.microsoft.com/office/word/2018/wordml/cex" xmlns:w16cid="http://schemas.microsoft.com/office/word/2016/wordml/cid" xmlns:w16="http://schemas.microsoft.com/office/word/2018/wordml" xmlns:w16du="http://schemas.microsoft.com/office/word/2023/wordml/word16du" xmlns:w16sdtdh="http://schemas.microsoft.com/office/word/2020/wordml/sdtdatahash" xmlns:w16sdtfl="http://schemas.microsoft.com/office/word/2024/wordml/sdtformatlock" xmlns:w16se="http://schemas.microsoft.com/office/word/2015/wordml/symex" xmlns:wpg="http://schemas.microsoft.com/office/word/2010/wordprocessingGroup" xmlns:wpi="http://schemas.microsoft.com/office/word/2010/wordprocessingInk" xmlns:wne="http://schemas.microsoft.com/office/word/2006/wordml" xmlns:wps="http://schemas.microsoft.com/office/word/2010/wordprocessingShape" mc:Ignorable="w14 w15 w16se w16cid w16 w16cex w16sdtdh w16sdtfl w16du wp14">
+<w15:commentsEx xmlns:wpc="http://schemas.microsoft.com/office/word/2010/wordprocessingCanvas" xmlns:cx="http://schemas.microsoft.com/office/drawing/2014/chartex" xmlns:cx1="http://schemas.microsoft.com/office/drawing/2015/9/8/chartex" xmlns:cx2="http://schemas.microsoft.com/office/drawing/2015/10/21/chartex" xmlns:cx3="http://schemas.microsoft.com/office/drawing/2016/5/9/chartex" xmlns:cx4="http://schemas.microsoft.com/office/drawing/2016/5/10/chartex" xmlns:cx5="http://schemas.microsoft.com/office/drawing/2016/5/11/chartex" xmlns:cx6="http://schemas.microsoft.com/office/drawing/2016/5/12/chartex" xmlns:cx7="http://schemas.microsoft.com/office/drawing/2016/5/13/chartex" xmlns:cx8="http://schemas.microsoft.com/office/drawing/2016/5/14/chartex" xmlns:mc="http://schemas.openxmlformats.org/markup-compatibility/2006" xmlns:m="http://schemas.openxmlformats.org/officeDocument/2006/math" xmlns:aink="http://schemas.microsoft.com/office/drawing/2016/ink" xmlns:am3d="http://schemas.microsoft.com/office/drawing/2017/model3d" xmlns:oel="http://schemas.microsoft.com/office/2019/extlst" xmlns:r="http://schemas.openxmlformats.org/officeDocument/2006/relationships" xmlns:wp14="http://schemas.microsoft.com/office/word/2010/wordprocessingDrawing" xmlns:wp="http://schemas.openxmlformats.org/drawingml/2006/wordprocessingDrawing" xmlns:wpg="http://schemas.microsoft.com/office/word/2010/wordprocessingGroup" xmlns:wpi="http://schemas.microsoft.com/office/word/2010/wordprocessingInk" xmlns:wps="http://schemas.microsoft.com/office/word/2010/wordprocessingShape" xmlns:o="urn:schemas-microsoft-com:office:office" xmlns:v="urn:schemas-microsoft-com:vml" xmlns:w10="urn:schemas-microsoft-com:office:word" xmlns:w="http://schemas.openxmlformats.org/wordprocessingml/2006/main" xmlns:w14="http://schemas.microsoft.com/office/word/2010/wordml" xmlns:w15="http://schemas.microsoft.com/office/word/2012/wordml" xmlns:w16cex="http://schemas.microsoft.com/office/word/2018/wordml/cex" xmlns:w16cid="http://schemas.microsoft.com/office/word/2016/wordml/cid" xmlns:w16="http://schemas.microsoft.com/office/word/2018/wordml" xmlns:w16sdtdh="http://schemas.microsoft.com/office/word/2020/wordml/sdtdatahash" xmlns:w16sdtfl="http://schemas.microsoft.com/office/word/2024/wordml/sdtformatlock" xmlns:w16se="http://schemas.microsoft.com/office/word/2015/wordml/symex" xmlns:w16du="http://schemas.microsoft.com/office/word/2023/wordml/word16du" xmlns:wne="http://schemas.microsoft.com/office/word/2006/wordml" mc:Ignorable="w14 w15 w16se w16cid w16 w16cex w16sdtdh w16sdtfl w16du wp14">
   <w15:commentEx w15:paraId="3B6371BE" w15:done="0"/>
   <w15:commentEx w15:paraId="6AB7CC4C" w15:done="0"/>
   <w15:commentEx w15:paraId="1B910A33" w15:done="0"/>
@@ -34940,7 +35617,7 @@
 </file>
 
 <file path=word/commentsExtensible.xml><?xml version="1.0" encoding="utf-8"?>
-<w16cex:commentsExtensible xmlns:wpc="http://schemas.microsoft.com/office/word/2010/wordprocessingCanvas" xmlns:cx="http://schemas.microsoft.com/office/drawing/2014/chartex" xmlns:cx1="http://schemas.microsoft.com/office/drawing/2015/9/8/chartex" xmlns:cx2="http://schemas.microsoft.com/office/drawing/2015/10/21/chartex" xmlns:cx3="http://schemas.microsoft.com/office/drawing/2016/5/9/chartex" xmlns:cx4="http://schemas.microsoft.com/office/drawing/2016/5/10/chartex" xmlns:cx5="http://schemas.microsoft.com/office/drawing/2016/5/11/chartex" xmlns:cx6="http://schemas.microsoft.com/office/drawing/2016/5/12/chartex" xmlns:cx7="http://schemas.microsoft.com/office/drawing/2016/5/13/chartex" xmlns:cx8="http://schemas.microsoft.com/office/drawing/2016/5/14/chartex" xmlns:cr="http://schemas.microsoft.com/office/comments/2020/reactions" xmlns:mc="http://schemas.openxmlformats.org/markup-compatibility/2006" xmlns:aink="http://schemas.microsoft.com/office/drawing/2016/ink" xmlns:am3d="http://schemas.microsoft.com/office/drawing/2017/model3d" xmlns:o="urn:schemas-microsoft-com:office:office" xmlns:oel="http://schemas.microsoft.com/office/2019/extlst" xmlns:r="http://schemas.openxmlformats.org/officeDocument/2006/relationships" xmlns:m="http://schemas.openxmlformats.org/officeDocument/2006/math" xmlns:v="urn:schemas-microsoft-com:vml" xmlns:wp14="http://schemas.microsoft.com/office/word/2010/wordprocessingDrawing" xmlns:wp="http://schemas.openxmlformats.org/drawingml/2006/wordprocessingDrawing" xmlns:w10="urn:schemas-microsoft-com:office:word" xmlns:w="http://schemas.openxmlformats.org/wordprocessingml/2006/main" xmlns:w14="http://schemas.microsoft.com/office/word/2010/wordml" xmlns:w15="http://schemas.microsoft.com/office/word/2012/wordml" xmlns:w16cex="http://schemas.microsoft.com/office/word/2018/wordml/cex" xmlns:w16cid="http://schemas.microsoft.com/office/word/2016/wordml/cid" xmlns:w16="http://schemas.microsoft.com/office/word/2018/wordml" xmlns:w16du="http://schemas.microsoft.com/office/word/2023/wordml/word16du" xmlns:w16sdtdh="http://schemas.microsoft.com/office/word/2020/wordml/sdtdatahash" xmlns:w16sdtfl="http://schemas.microsoft.com/office/word/2024/wordml/sdtformatlock" xmlns:w16se="http://schemas.microsoft.com/office/word/2015/wordml/symex" xmlns:wpg="http://schemas.microsoft.com/office/word/2010/wordprocessingGroup" xmlns:wpi="http://schemas.microsoft.com/office/word/2010/wordprocessingInk" xmlns:wne="http://schemas.microsoft.com/office/word/2006/wordml" xmlns:wps="http://schemas.microsoft.com/office/word/2010/wordprocessingShape" mc:Ignorable="w14 w15 w16se w16cid w16 w16cex w16sdtdh w16sdtfl cr w16du wp14">
+<w16cex:commentsExtensible xmlns:wpc="http://schemas.microsoft.com/office/word/2010/wordprocessingCanvas" xmlns:cx="http://schemas.microsoft.com/office/drawing/2014/chartex" xmlns:cx1="http://schemas.microsoft.com/office/drawing/2015/9/8/chartex" xmlns:cx2="http://schemas.microsoft.com/office/drawing/2015/10/21/chartex" xmlns:cx3="http://schemas.microsoft.com/office/drawing/2016/5/9/chartex" xmlns:cx4="http://schemas.microsoft.com/office/drawing/2016/5/10/chartex" xmlns:cx5="http://schemas.microsoft.com/office/drawing/2016/5/11/chartex" xmlns:cx6="http://schemas.microsoft.com/office/drawing/2016/5/12/chartex" xmlns:cx7="http://schemas.microsoft.com/office/drawing/2016/5/13/chartex" xmlns:cx8="http://schemas.microsoft.com/office/drawing/2016/5/14/chartex" xmlns:cr="http://schemas.microsoft.com/office/comments/2020/reactions" xmlns:mc="http://schemas.openxmlformats.org/markup-compatibility/2006" xmlns:m="http://schemas.openxmlformats.org/officeDocument/2006/math" xmlns:aink="http://schemas.microsoft.com/office/drawing/2016/ink" xmlns:am3d="http://schemas.microsoft.com/office/drawing/2017/model3d" xmlns:oel="http://schemas.microsoft.com/office/2019/extlst" xmlns:r="http://schemas.openxmlformats.org/officeDocument/2006/relationships" xmlns:wp14="http://schemas.microsoft.com/office/word/2010/wordprocessingDrawing" xmlns:wp="http://schemas.openxmlformats.org/drawingml/2006/wordprocessingDrawing" xmlns:wpg="http://schemas.microsoft.com/office/word/2010/wordprocessingGroup" xmlns:wpi="http://schemas.microsoft.com/office/word/2010/wordprocessingInk" xmlns:wps="http://schemas.microsoft.com/office/word/2010/wordprocessingShape" xmlns:o="urn:schemas-microsoft-com:office:office" xmlns:v="urn:schemas-microsoft-com:vml" xmlns:w10="urn:schemas-microsoft-com:office:word" xmlns:w="http://schemas.openxmlformats.org/wordprocessingml/2006/main" xmlns:w14="http://schemas.microsoft.com/office/word/2010/wordml" xmlns:w15="http://schemas.microsoft.com/office/word/2012/wordml" xmlns:w16cex="http://schemas.microsoft.com/office/word/2018/wordml/cex" xmlns:w16cid="http://schemas.microsoft.com/office/word/2016/wordml/cid" xmlns:w16="http://schemas.microsoft.com/office/word/2018/wordml" xmlns:w16sdtdh="http://schemas.microsoft.com/office/word/2020/wordml/sdtdatahash" xmlns:w16sdtfl="http://schemas.microsoft.com/office/word/2024/wordml/sdtformatlock" xmlns:w16se="http://schemas.microsoft.com/office/word/2015/wordml/symex" xmlns:w16du="http://schemas.microsoft.com/office/word/2023/wordml/word16du" xmlns:wne="http://schemas.microsoft.com/office/word/2006/wordml" mc:Ignorable="w14 w15 w16se w16cid w16 w16cex w16sdtdh w16sdtfl cr w16du wp14">
   <w16cex:commentExtensible w16cex:durableId="1561AD2D" w16cex:dateUtc="2026-08-21T11:12:00Z"/>
   <w16cex:commentExtensible w16cex:durableId="21E1A4CF" w16cex:dateUtc="2026-08-21T11:13:00Z"/>
   <w16cex:commentExtensible w16cex:durableId="05CA7F95" w16cex:dateUtc="2026-08-21T11:23:00Z"/>
@@ -34980,7 +35657,7 @@
 </file>
 
 <file path=word/commentsIds.xml><?xml version="1.0" encoding="utf-8"?>
-<w16cid:commentsIds xmlns:wpc="http://schemas.microsoft.com/office/word/2010/wordprocessingCanvas" xmlns:cx="http://schemas.microsoft.com/office/drawing/2014/chartex" xmlns:cx1="http://schemas.microsoft.com/office/drawing/2015/9/8/chartex" xmlns:cx2="http://schemas.microsoft.com/office/drawing/2015/10/21/chartex" xmlns:cx3="http://schemas.microsoft.com/office/drawing/2016/5/9/chartex" xmlns:cx4="http://schemas.microsoft.com/office/drawing/2016/5/10/chartex" xmlns:cx5="http://schemas.microsoft.com/office/drawing/2016/5/11/chartex" xmlns:cx6="http://schemas.microsoft.com/office/drawing/2016/5/12/chartex" xmlns:cx7="http://schemas.microsoft.com/office/drawing/2016/5/13/chartex" xmlns:cx8="http://schemas.microsoft.com/office/drawing/2016/5/14/chartex" xmlns:mc="http://schemas.openxmlformats.org/markup-compatibility/2006" xmlns:aink="http://schemas.microsoft.com/office/drawing/2016/ink" xmlns:am3d="http://schemas.microsoft.com/office/drawing/2017/model3d" xmlns:o="urn:schemas-microsoft-com:office:office" xmlns:oel="http://schemas.microsoft.com/office/2019/extlst" xmlns:r="http://schemas.openxmlformats.org/officeDocument/2006/relationships" xmlns:m="http://schemas.openxmlformats.org/officeDocument/2006/math" xmlns:v="urn:schemas-microsoft-com:vml" xmlns:wp14="http://schemas.microsoft.com/office/word/2010/wordprocessingDrawing" xmlns:wp="http://schemas.openxmlformats.org/drawingml/2006/wordprocessingDrawing" xmlns:w10="urn:schemas-microsoft-com:office:word" xmlns:w="http://schemas.openxmlformats.org/wordprocessingml/2006/main" xmlns:w14="http://schemas.microsoft.com/office/word/2010/wordml" xmlns:w15="http://schemas.microsoft.com/office/word/2012/wordml" xmlns:w16cex="http://schemas.microsoft.com/office/word/2018/wordml/cex" xmlns:w16cid="http://schemas.microsoft.com/office/word/2016/wordml/cid" xmlns:w16="http://schemas.microsoft.com/office/word/2018/wordml" xmlns:w16du="http://schemas.microsoft.com/office/word/2023/wordml/word16du" xmlns:w16sdtdh="http://schemas.microsoft.com/office/word/2020/wordml/sdtdatahash" xmlns:w16sdtfl="http://schemas.microsoft.com/office/word/2024/wordml/sdtformatlock" xmlns:w16se="http://schemas.microsoft.com/office/word/2015/wordml/symex" xmlns:wpg="http://schemas.microsoft.com/office/word/2010/wordprocessingGroup" xmlns:wpi="http://schemas.microsoft.com/office/word/2010/wordprocessingInk" xmlns:wne="http://schemas.microsoft.com/office/word/2006/wordml" xmlns:wps="http://schemas.microsoft.com/office/word/2010/wordprocessingShape" mc:Ignorable="w14 w15 w16se w16cid w16 w16cex w16sdtdh w16sdtfl w16du wp14">
+<w16cid:commentsIds xmlns:wpc="http://schemas.microsoft.com/office/word/2010/wordprocessingCanvas" xmlns:cx="http://schemas.microsoft.com/office/drawing/2014/chartex" xmlns:cx1="http://schemas.microsoft.com/office/drawing/2015/9/8/chartex" xmlns:cx2="http://schemas.microsoft.com/office/drawing/2015/10/21/chartex" xmlns:cx3="http://schemas.microsoft.com/office/drawing/2016/5/9/chartex" xmlns:cx4="http://schemas.microsoft.com/office/drawing/2016/5/10/chartex" xmlns:cx5="http://schemas.microsoft.com/office/drawing/2016/5/11/chartex" xmlns:cx6="http://schemas.microsoft.com/office/drawing/2016/5/12/chartex" xmlns:cx7="http://schemas.microsoft.com/office/drawing/2016/5/13/chartex" xmlns:cx8="http://schemas.microsoft.com/office/drawing/2016/5/14/chartex" xmlns:mc="http://schemas.openxmlformats.org/markup-compatibility/2006" xmlns:m="http://schemas.openxmlformats.org/officeDocument/2006/math" xmlns:aink="http://schemas.microsoft.com/office/drawing/2016/ink" xmlns:am3d="http://schemas.microsoft.com/office/drawing/2017/model3d" xmlns:oel="http://schemas.microsoft.com/office/2019/extlst" xmlns:r="http://schemas.openxmlformats.org/officeDocument/2006/relationships" xmlns:wp14="http://schemas.microsoft.com/office/word/2010/wordprocessingDrawing" xmlns:wp="http://schemas.openxmlformats.org/drawingml/2006/wordprocessingDrawing" xmlns:wpg="http://schemas.microsoft.com/office/word/2010/wordprocessingGroup" xmlns:wpi="http://schemas.microsoft.com/office/word/2010/wordprocessingInk" xmlns:wps="http://schemas.microsoft.com/office/word/2010/wordprocessingShape" xmlns:o="urn:schemas-microsoft-com:office:office" xmlns:v="urn:schemas-microsoft-com:vml" xmlns:w10="urn:schemas-microsoft-com:office:word" xmlns:w="http://schemas.openxmlformats.org/wordprocessingml/2006/main" xmlns:w14="http://schemas.microsoft.com/office/word/2010/wordml" xmlns:w15="http://schemas.microsoft.com/office/word/2012/wordml" xmlns:w16cex="http://schemas.microsoft.com/office/word/2018/wordml/cex" xmlns:w16cid="http://schemas.microsoft.com/office/word/2016/wordml/cid" xmlns:w16="http://schemas.microsoft.com/office/word/2018/wordml" xmlns:w16sdtdh="http://schemas.microsoft.com/office/word/2020/wordml/sdtdatahash" xmlns:w16sdtfl="http://schemas.microsoft.com/office/word/2024/wordml/sdtformatlock" xmlns:w16se="http://schemas.microsoft.com/office/word/2015/wordml/symex" xmlns:w16du="http://schemas.microsoft.com/office/word/2023/wordml/word16du" xmlns:wne="http://schemas.microsoft.com/office/word/2006/wordml" mc:Ignorable="w14 w15 w16se w16cid w16 w16cex w16sdtdh w16sdtfl w16du wp14">
   <w16cid:commentId w16cid:paraId="3B6371BE" w16cid:durableId="1561AD2D"/>
   <w16cid:commentId w16cid:paraId="6AB7CC4C" w16cid:durableId="21E1A4CF"/>
   <w16cid:commentId w16cid:paraId="1B910A33" w16cid:durableId="05CA7F95"/>
@@ -35020,7 +35697,7 @@
 </file>
 
 <file path=word/endnotes.xml><?xml version="1.0" encoding="utf-8"?>
-<w:endnotes xmlns:wpc="http://schemas.microsoft.com/office/word/2010/wordprocessingCanvas" xmlns:cx="http://schemas.microsoft.com/office/drawing/2014/chartex" xmlns:cx1="http://schemas.microsoft.com/office/drawing/2015/9/8/chartex" xmlns:cx2="http://schemas.microsoft.com/office/drawing/2015/10/21/chartex" xmlns:cx3="http://schemas.microsoft.com/office/drawing/2016/5/9/chartex" xmlns:cx4="http://schemas.microsoft.com/office/drawing/2016/5/10/chartex" xmlns:cx5="http://schemas.microsoft.com/office/drawing/2016/5/11/chartex" xmlns:cx6="http://schemas.microsoft.com/office/drawing/2016/5/12/chartex" xmlns:cx7="http://schemas.microsoft.com/office/drawing/2016/5/13/chartex" xmlns:cx8="http://schemas.microsoft.com/office/drawing/2016/5/14/chartex" xmlns:mc="http://schemas.openxmlformats.org/markup-compatibility/2006" xmlns:aink="http://schemas.microsoft.com/office/drawing/2016/ink" xmlns:am3d="http://schemas.microsoft.com/office/drawing/2017/model3d" xmlns:o="urn:schemas-microsoft-com:office:office" xmlns:oel="http://schemas.microsoft.com/office/2019/extlst" xmlns:r="http://schemas.openxmlformats.org/officeDocument/2006/relationships" xmlns:m="http://schemas.openxmlformats.org/officeDocument/2006/math" xmlns:v="urn:schemas-microsoft-com:vml" xmlns:wp14="http://schemas.microsoft.com/office/word/2010/wordprocessingDrawing" xmlns:wp="http://schemas.openxmlformats.org/drawingml/2006/wordprocessingDrawing" xmlns:w10="urn:schemas-microsoft-com:office:word" xmlns:w="http://schemas.openxmlformats.org/wordprocessingml/2006/main" xmlns:w14="http://schemas.microsoft.com/office/word/2010/wordml" xmlns:w15="http://schemas.microsoft.com/office/word/2012/wordml" xmlns:w16cex="http://schemas.microsoft.com/office/word/2018/wordml/cex" xmlns:w16cid="http://schemas.microsoft.com/office/word/2016/wordml/cid" xmlns:w16="http://schemas.microsoft.com/office/word/2018/wordml" xmlns:w16du="http://schemas.microsoft.com/office/word/2023/wordml/word16du" xmlns:w16sdtdh="http://schemas.microsoft.com/office/word/2020/wordml/sdtdatahash" xmlns:w16sdtfl="http://schemas.microsoft.com/office/word/2024/wordml/sdtformatlock" xmlns:w16se="http://schemas.microsoft.com/office/word/2015/wordml/symex" xmlns:wpg="http://schemas.microsoft.com/office/word/2010/wordprocessingGroup" xmlns:wpi="http://schemas.microsoft.com/office/word/2010/wordprocessingInk" xmlns:wne="http://schemas.microsoft.com/office/word/2006/wordml" xmlns:wps="http://schemas.microsoft.com/office/word/2010/wordprocessingShape" mc:Ignorable="w14 w15 w16se w16cid w16 w16cex w16sdtdh w16sdtfl w16du wp14">
+<w:endnotes xmlns:wpc="http://schemas.microsoft.com/office/word/2010/wordprocessingCanvas" xmlns:cx="http://schemas.microsoft.com/office/drawing/2014/chartex" xmlns:cx1="http://schemas.microsoft.com/office/drawing/2015/9/8/chartex" xmlns:cx2="http://schemas.microsoft.com/office/drawing/2015/10/21/chartex" xmlns:cx3="http://schemas.microsoft.com/office/drawing/2016/5/9/chartex" xmlns:cx4="http://schemas.microsoft.com/office/drawing/2016/5/10/chartex" xmlns:cx5="http://schemas.microsoft.com/office/drawing/2016/5/11/chartex" xmlns:cx6="http://schemas.microsoft.com/office/drawing/2016/5/12/chartex" xmlns:cx7="http://schemas.microsoft.com/office/drawing/2016/5/13/chartex" xmlns:cx8="http://schemas.microsoft.com/office/drawing/2016/5/14/chartex" xmlns:mc="http://schemas.openxmlformats.org/markup-compatibility/2006" xmlns:m="http://schemas.openxmlformats.org/officeDocument/2006/math" xmlns:aink="http://schemas.microsoft.com/office/drawing/2016/ink" xmlns:am3d="http://schemas.microsoft.com/office/drawing/2017/model3d" xmlns:oel="http://schemas.microsoft.com/office/2019/extlst" xmlns:r="http://schemas.openxmlformats.org/officeDocument/2006/relationships" xmlns:wp14="http://schemas.microsoft.com/office/word/2010/wordprocessingDrawing" xmlns:wp="http://schemas.openxmlformats.org/drawingml/2006/wordprocessingDrawing" xmlns:wpg="http://schemas.microsoft.com/office/word/2010/wordprocessingGroup" xmlns:wpi="http://schemas.microsoft.com/office/word/2010/wordprocessingInk" xmlns:wps="http://schemas.microsoft.com/office/word/2010/wordprocessingShape" xmlns:o="urn:schemas-microsoft-com:office:office" xmlns:v="urn:schemas-microsoft-com:vml" xmlns:w10="urn:schemas-microsoft-com:office:word" xmlns:w="http://schemas.openxmlformats.org/wordprocessingml/2006/main" xmlns:w14="http://schemas.microsoft.com/office/word/2010/wordml" xmlns:w15="http://schemas.microsoft.com/office/word/2012/wordml" xmlns:w16cex="http://schemas.microsoft.com/office/word/2018/wordml/cex" xmlns:w16cid="http://schemas.microsoft.com/office/word/2016/wordml/cid" xmlns:w16="http://schemas.microsoft.com/office/word/2018/wordml" xmlns:w16sdtdh="http://schemas.microsoft.com/office/word/2020/wordml/sdtdatahash" xmlns:w16sdtfl="http://schemas.microsoft.com/office/word/2024/wordml/sdtformatlock" xmlns:w16se="http://schemas.microsoft.com/office/word/2015/wordml/symex" xmlns:w16du="http://schemas.microsoft.com/office/word/2023/wordml/word16du" xmlns:wne="http://schemas.microsoft.com/office/word/2006/wordml" mc:Ignorable="w14 w15 w16se w16cid w16 w16cex w16sdtdh w16sdtfl w16du wp14">
   <w:endnote w:type="separator" w:id="-1">
     <w:p>
       <w:pPr>
@@ -35045,7 +35722,7 @@
 </file>
 
 <file path=word/footer1.xml><?xml version="1.0" encoding="utf-8"?>
-<w:ftr xmlns:wpc="http://schemas.microsoft.com/office/word/2010/wordprocessingCanvas" xmlns:cx="http://schemas.microsoft.com/office/drawing/2014/chartex" xmlns:cx1="http://schemas.microsoft.com/office/drawing/2015/9/8/chartex" xmlns:cx2="http://schemas.microsoft.com/office/drawing/2015/10/21/chartex" xmlns:cx3="http://schemas.microsoft.com/office/drawing/2016/5/9/chartex" xmlns:cx4="http://schemas.microsoft.com/office/drawing/2016/5/10/chartex" xmlns:cx5="http://schemas.microsoft.com/office/drawing/2016/5/11/chartex" xmlns:cx6="http://schemas.microsoft.com/office/drawing/2016/5/12/chartex" xmlns:cx7="http://schemas.microsoft.com/office/drawing/2016/5/13/chartex" xmlns:cx8="http://schemas.microsoft.com/office/drawing/2016/5/14/chartex" xmlns:mc="http://schemas.openxmlformats.org/markup-compatibility/2006" xmlns:aink="http://schemas.microsoft.com/office/drawing/2016/ink" xmlns:am3d="http://schemas.microsoft.com/office/drawing/2017/model3d" xmlns:o="urn:schemas-microsoft-com:office:office" xmlns:oel="http://schemas.microsoft.com/office/2019/extlst" xmlns:r="http://schemas.openxmlformats.org/officeDocument/2006/relationships" xmlns:m="http://schemas.openxmlformats.org/officeDocument/2006/math" xmlns:v="urn:schemas-microsoft-com:vml" xmlns:wp14="http://schemas.microsoft.com/office/word/2010/wordprocessingDrawing" xmlns:wp="http://schemas.openxmlformats.org/drawingml/2006/wordprocessingDrawing" xmlns:w10="urn:schemas-microsoft-com:office:word" xmlns:w="http://schemas.openxmlformats.org/wordprocessingml/2006/main" xmlns:w14="http://schemas.microsoft.com/office/word/2010/wordml" xmlns:w15="http://schemas.microsoft.com/office/word/2012/wordml" xmlns:w16cex="http://schemas.microsoft.com/office/word/2018/wordml/cex" xmlns:w16cid="http://schemas.microsoft.com/office/word/2016/wordml/cid" xmlns:w16="http://schemas.microsoft.com/office/word/2018/wordml" xmlns:w16du="http://schemas.microsoft.com/office/word/2023/wordml/word16du" xmlns:w16sdtdh="http://schemas.microsoft.com/office/word/2020/wordml/sdtdatahash" xmlns:w16sdtfl="http://schemas.microsoft.com/office/word/2024/wordml/sdtformatlock" xmlns:w16se="http://schemas.microsoft.com/office/word/2015/wordml/symex" xmlns:wpg="http://schemas.microsoft.com/office/word/2010/wordprocessingGroup" xmlns:wpi="http://schemas.microsoft.com/office/word/2010/wordprocessingInk" xmlns:wne="http://schemas.microsoft.com/office/word/2006/wordml" xmlns:wps="http://schemas.microsoft.com/office/word/2010/wordprocessingShape" mc:Ignorable="w14 w15 w16se w16cid w16 w16cex w16sdtdh w16sdtfl w16du wp14">
+<w:ftr xmlns:wpc="http://schemas.microsoft.com/office/word/2010/wordprocessingCanvas" xmlns:cx="http://schemas.microsoft.com/office/drawing/2014/chartex" xmlns:cx1="http://schemas.microsoft.com/office/drawing/2015/9/8/chartex" xmlns:cx2="http://schemas.microsoft.com/office/drawing/2015/10/21/chartex" xmlns:cx3="http://schemas.microsoft.com/office/drawing/2016/5/9/chartex" xmlns:cx4="http://schemas.microsoft.com/office/drawing/2016/5/10/chartex" xmlns:cx5="http://schemas.microsoft.com/office/drawing/2016/5/11/chartex" xmlns:cx6="http://schemas.microsoft.com/office/drawing/2016/5/12/chartex" xmlns:cx7="http://schemas.microsoft.com/office/drawing/2016/5/13/chartex" xmlns:cx8="http://schemas.microsoft.com/office/drawing/2016/5/14/chartex" xmlns:mc="http://schemas.openxmlformats.org/markup-compatibility/2006" xmlns:m="http://schemas.openxmlformats.org/officeDocument/2006/math" xmlns:aink="http://schemas.microsoft.com/office/drawing/2016/ink" xmlns:am3d="http://schemas.microsoft.com/office/drawing/2017/model3d" xmlns:oel="http://schemas.microsoft.com/office/2019/extlst" xmlns:r="http://schemas.openxmlformats.org/officeDocument/2006/relationships" xmlns:wp14="http://schemas.microsoft.com/office/word/2010/wordprocessingDrawing" xmlns:wp="http://schemas.openxmlformats.org/drawingml/2006/wordprocessingDrawing" xmlns:wpg="http://schemas.microsoft.com/office/word/2010/wordprocessingGroup" xmlns:wpi="http://schemas.microsoft.com/office/word/2010/wordprocessingInk" xmlns:wps="http://schemas.microsoft.com/office/word/2010/wordprocessingShape" xmlns:o="urn:schemas-microsoft-com:office:office" xmlns:v="urn:schemas-microsoft-com:vml" xmlns:w10="urn:schemas-microsoft-com:office:word" xmlns:w="http://schemas.openxmlformats.org/wordprocessingml/2006/main" xmlns:w14="http://schemas.microsoft.com/office/word/2010/wordml" xmlns:w15="http://schemas.microsoft.com/office/word/2012/wordml" xmlns:w16cex="http://schemas.microsoft.com/office/word/2018/wordml/cex" xmlns:w16cid="http://schemas.microsoft.com/office/word/2016/wordml/cid" xmlns:w16="http://schemas.microsoft.com/office/word/2018/wordml" xmlns:w16sdtdh="http://schemas.microsoft.com/office/word/2020/wordml/sdtdatahash" xmlns:w16sdtfl="http://schemas.microsoft.com/office/word/2024/wordml/sdtformatlock" xmlns:w16se="http://schemas.microsoft.com/office/word/2015/wordml/symex" xmlns:w16du="http://schemas.microsoft.com/office/word/2023/wordml/word16du" xmlns:wne="http://schemas.microsoft.com/office/word/2006/wordml" mc:Ignorable="w14 w15 w16se w16cid w16 w16cex w16sdtdh w16sdtfl w16du wp14">
   <w:p>
     <w:pPr>
       <w:pBdr>
@@ -35144,7 +35821,7 @@
 </file>
 
 <file path=word/footnotes.xml><?xml version="1.0" encoding="utf-8"?>
-<w:footnotes xmlns:wpc="http://schemas.microsoft.com/office/word/2010/wordprocessingCanvas" xmlns:cx="http://schemas.microsoft.com/office/drawing/2014/chartex" xmlns:cx1="http://schemas.microsoft.com/office/drawing/2015/9/8/chartex" xmlns:cx2="http://schemas.microsoft.com/office/drawing/2015/10/21/chartex" xmlns:cx3="http://schemas.microsoft.com/office/drawing/2016/5/9/chartex" xmlns:cx4="http://schemas.microsoft.com/office/drawing/2016/5/10/chartex" xmlns:cx5="http://schemas.microsoft.com/office/drawing/2016/5/11/chartex" xmlns:cx6="http://schemas.microsoft.com/office/drawing/2016/5/12/chartex" xmlns:cx7="http://schemas.microsoft.com/office/drawing/2016/5/13/chartex" xmlns:cx8="http://schemas.microsoft.com/office/drawing/2016/5/14/chartex" xmlns:mc="http://schemas.openxmlformats.org/markup-compatibility/2006" xmlns:aink="http://schemas.microsoft.com/office/drawing/2016/ink" xmlns:am3d="http://schemas.microsoft.com/office/drawing/2017/model3d" xmlns:o="urn:schemas-microsoft-com:office:office" xmlns:oel="http://schemas.microsoft.com/office/2019/extlst" xmlns:r="http://schemas.openxmlformats.org/officeDocument/2006/relationships" xmlns:m="http://schemas.openxmlformats.org/officeDocument/2006/math" xmlns:v="urn:schemas-microsoft-com:vml" xmlns:wp14="http://schemas.microsoft.com/office/word/2010/wordprocessingDrawing" xmlns:wp="http://schemas.openxmlformats.org/drawingml/2006/wordprocessingDrawing" xmlns:w10="urn:schemas-microsoft-com:office:word" xmlns:w="http://schemas.openxmlformats.org/wordprocessingml/2006/main" xmlns:w14="http://schemas.microsoft.com/office/word/2010/wordml" xmlns:w15="http://schemas.microsoft.com/office/word/2012/wordml" xmlns:w16cex="http://schemas.microsoft.com/office/word/2018/wordml/cex" xmlns:w16cid="http://schemas.microsoft.com/office/word/2016/wordml/cid" xmlns:w16="http://schemas.microsoft.com/office/word/2018/wordml" xmlns:w16du="http://schemas.microsoft.com/office/word/2023/wordml/word16du" xmlns:w16sdtdh="http://schemas.microsoft.com/office/word/2020/wordml/sdtdatahash" xmlns:w16sdtfl="http://schemas.microsoft.com/office/word/2024/wordml/sdtformatlock" xmlns:w16se="http://schemas.microsoft.com/office/word/2015/wordml/symex" xmlns:wpg="http://schemas.microsoft.com/office/word/2010/wordprocessingGroup" xmlns:wpi="http://schemas.microsoft.com/office/word/2010/wordprocessingInk" xmlns:wne="http://schemas.microsoft.com/office/word/2006/wordml" xmlns:wps="http://schemas.microsoft.com/office/word/2010/wordprocessingShape" mc:Ignorable="w14 w15 w16se w16cid w16 w16cex w16sdtdh w16sdtfl w16du wp14">
+<w:footnotes xmlns:wpc="http://schemas.microsoft.com/office/word/2010/wordprocessingCanvas" xmlns:cx="http://schemas.microsoft.com/office/drawing/2014/chartex" xmlns:cx1="http://schemas.microsoft.com/office/drawing/2015/9/8/chartex" xmlns:cx2="http://schemas.microsoft.com/office/drawing/2015/10/21/chartex" xmlns:cx3="http://schemas.microsoft.com/office/drawing/2016/5/9/chartex" xmlns:cx4="http://schemas.microsoft.com/office/drawing/2016/5/10/chartex" xmlns:cx5="http://schemas.microsoft.com/office/drawing/2016/5/11/chartex" xmlns:cx6="http://schemas.microsoft.com/office/drawing/2016/5/12/chartex" xmlns:cx7="http://schemas.microsoft.com/office/drawing/2016/5/13/chartex" xmlns:cx8="http://schemas.microsoft.com/office/drawing/2016/5/14/chartex" xmlns:mc="http://schemas.openxmlformats.org/markup-compatibility/2006" xmlns:m="http://schemas.openxmlformats.org/officeDocument/2006/math" xmlns:aink="http://schemas.microsoft.com/office/drawing/2016/ink" xmlns:am3d="http://schemas.microsoft.com/office/drawing/2017/model3d" xmlns:oel="http://schemas.microsoft.com/office/2019/extlst" xmlns:r="http://schemas.openxmlformats.org/officeDocument/2006/relationships" xmlns:wp14="http://schemas.microsoft.com/office/word/2010/wordprocessingDrawing" xmlns:wp="http://schemas.openxmlformats.org/drawingml/2006/wordprocessingDrawing" xmlns:wpg="http://schemas.microsoft.com/office/word/2010/wordprocessingGroup" xmlns:wpi="http://schemas.microsoft.com/office/word/2010/wordprocessingInk" xmlns:wps="http://schemas.microsoft.com/office/word/2010/wordprocessingShape" xmlns:o="urn:schemas-microsoft-com:office:office" xmlns:v="urn:schemas-microsoft-com:vml" xmlns:w10="urn:schemas-microsoft-com:office:word" xmlns:w="http://schemas.openxmlformats.org/wordprocessingml/2006/main" xmlns:w14="http://schemas.microsoft.com/office/word/2010/wordml" xmlns:w15="http://schemas.microsoft.com/office/word/2012/wordml" xmlns:w16cex="http://schemas.microsoft.com/office/word/2018/wordml/cex" xmlns:w16cid="http://schemas.microsoft.com/office/word/2016/wordml/cid" xmlns:w16="http://schemas.microsoft.com/office/word/2018/wordml" xmlns:w16sdtdh="http://schemas.microsoft.com/office/word/2020/wordml/sdtdatahash" xmlns:w16sdtfl="http://schemas.microsoft.com/office/word/2024/wordml/sdtformatlock" xmlns:w16se="http://schemas.microsoft.com/office/word/2015/wordml/symex" xmlns:w16du="http://schemas.microsoft.com/office/word/2023/wordml/word16du" xmlns:wne="http://schemas.microsoft.com/office/word/2006/wordml" mc:Ignorable="w14 w15 w16se w16cid w16 w16cex w16sdtdh w16sdtfl w16du wp14">
   <w:footnote w:type="separator" w:id="-1">
     <w:p>
       <w:pPr>
@@ -35169,7 +35846,7 @@
 </file>
 
 <file path=word/header1.xml><?xml version="1.0" encoding="utf-8"?>
-<w:hdr xmlns:wpc="http://schemas.microsoft.com/office/word/2010/wordprocessingCanvas" xmlns:cx="http://schemas.microsoft.com/office/drawing/2014/chartex" xmlns:cx1="http://schemas.microsoft.com/office/drawing/2015/9/8/chartex" xmlns:cx2="http://schemas.microsoft.com/office/drawing/2015/10/21/chartex" xmlns:cx3="http://schemas.microsoft.com/office/drawing/2016/5/9/chartex" xmlns:cx4="http://schemas.microsoft.com/office/drawing/2016/5/10/chartex" xmlns:cx5="http://schemas.microsoft.com/office/drawing/2016/5/11/chartex" xmlns:cx6="http://schemas.microsoft.com/office/drawing/2016/5/12/chartex" xmlns:cx7="http://schemas.microsoft.com/office/drawing/2016/5/13/chartex" xmlns:cx8="http://schemas.microsoft.com/office/drawing/2016/5/14/chartex" xmlns:mc="http://schemas.openxmlformats.org/markup-compatibility/2006" xmlns:aink="http://schemas.microsoft.com/office/drawing/2016/ink" xmlns:am3d="http://schemas.microsoft.com/office/drawing/2017/model3d" xmlns:o="urn:schemas-microsoft-com:office:office" xmlns:oel="http://schemas.microsoft.com/office/2019/extlst" xmlns:r="http://schemas.openxmlformats.org/officeDocument/2006/relationships" xmlns:m="http://schemas.openxmlformats.org/officeDocument/2006/math" xmlns:v="urn:schemas-microsoft-com:vml" xmlns:wp14="http://schemas.microsoft.com/office/word/2010/wordprocessingDrawing" xmlns:wp="http://schemas.openxmlformats.org/drawingml/2006/wordprocessingDrawing" xmlns:w10="urn:schemas-microsoft-com:office:word" xmlns:w="http://schemas.openxmlformats.org/wordprocessingml/2006/main" xmlns:w14="http://schemas.microsoft.com/office/word/2010/wordml" xmlns:w15="http://schemas.microsoft.com/office/word/2012/wordml" xmlns:w16cex="http://schemas.microsoft.com/office/word/2018/wordml/cex" xmlns:w16cid="http://schemas.microsoft.com/office/word/2016/wordml/cid" xmlns:w16="http://schemas.microsoft.com/office/word/2018/wordml" xmlns:w16du="http://schemas.microsoft.com/office/word/2023/wordml/word16du" xmlns:w16sdtdh="http://schemas.microsoft.com/office/word/2020/wordml/sdtdatahash" xmlns:w16sdtfl="http://schemas.microsoft.com/office/word/2024/wordml/sdtformatlock" xmlns:w16se="http://schemas.microsoft.com/office/word/2015/wordml/symex" xmlns:wpg="http://schemas.microsoft.com/office/word/2010/wordprocessingGroup" xmlns:wpi="http://schemas.microsoft.com/office/word/2010/wordprocessingInk" xmlns:wne="http://schemas.microsoft.com/office/word/2006/wordml" xmlns:wps="http://schemas.microsoft.com/office/word/2010/wordprocessingShape" mc:Ignorable="w14 w15 w16se w16cid w16 w16cex w16sdtdh w16sdtfl w16du wp14">
+<w:hdr xmlns:wpc="http://schemas.microsoft.com/office/word/2010/wordprocessingCanvas" xmlns:cx="http://schemas.microsoft.com/office/drawing/2014/chartex" xmlns:cx1="http://schemas.microsoft.com/office/drawing/2015/9/8/chartex" xmlns:cx2="http://schemas.microsoft.com/office/drawing/2015/10/21/chartex" xmlns:cx3="http://schemas.microsoft.com/office/drawing/2016/5/9/chartex" xmlns:cx4="http://schemas.microsoft.com/office/drawing/2016/5/10/chartex" xmlns:cx5="http://schemas.microsoft.com/office/drawing/2016/5/11/chartex" xmlns:cx6="http://schemas.microsoft.com/office/drawing/2016/5/12/chartex" xmlns:cx7="http://schemas.microsoft.com/office/drawing/2016/5/13/chartex" xmlns:cx8="http://schemas.microsoft.com/office/drawing/2016/5/14/chartex" xmlns:mc="http://schemas.openxmlformats.org/markup-compatibility/2006" xmlns:m="http://schemas.openxmlformats.org/officeDocument/2006/math" xmlns:aink="http://schemas.microsoft.com/office/drawing/2016/ink" xmlns:am3d="http://schemas.microsoft.com/office/drawing/2017/model3d" xmlns:oel="http://schemas.microsoft.com/office/2019/extlst" xmlns:r="http://schemas.openxmlformats.org/officeDocument/2006/relationships" xmlns:wp14="http://schemas.microsoft.com/office/word/2010/wordprocessingDrawing" xmlns:wp="http://schemas.openxmlformats.org/drawingml/2006/wordprocessingDrawing" xmlns:wpg="http://schemas.microsoft.com/office/word/2010/wordprocessingGroup" xmlns:wpi="http://schemas.microsoft.com/office/word/2010/wordprocessingInk" xmlns:wps="http://schemas.microsoft.com/office/word/2010/wordprocessingShape" xmlns:o="urn:schemas-microsoft-com:office:office" xmlns:v="urn:schemas-microsoft-com:vml" xmlns:w10="urn:schemas-microsoft-com:office:word" xmlns:w="http://schemas.openxmlformats.org/wordprocessingml/2006/main" xmlns:w14="http://schemas.microsoft.com/office/word/2010/wordml" xmlns:w15="http://schemas.microsoft.com/office/word/2012/wordml" xmlns:w16cex="http://schemas.microsoft.com/office/word/2018/wordml/cex" xmlns:w16cid="http://schemas.microsoft.com/office/word/2016/wordml/cid" xmlns:w16="http://schemas.microsoft.com/office/word/2018/wordml" xmlns:w16sdtdh="http://schemas.microsoft.com/office/word/2020/wordml/sdtdatahash" xmlns:w16sdtfl="http://schemas.microsoft.com/office/word/2024/wordml/sdtformatlock" xmlns:w16se="http://schemas.microsoft.com/office/word/2015/wordml/symex" xmlns:w16du="http://schemas.microsoft.com/office/word/2023/wordml/word16du" xmlns:wne="http://schemas.microsoft.com/office/word/2006/wordml" mc:Ignorable="w14 w15 w16se w16cid w16 w16cex w16sdtdh w16sdtfl w16du wp14">
   <w:p>
     <w:pPr>
       <w:pBdr>
@@ -35284,7 +35961,7 @@
 </file>
 
 <file path=word/numbering.xml><?xml version="1.0" encoding="utf-8"?>
-<w:numbering xmlns:wpc="http://schemas.microsoft.com/office/word/2010/wordprocessingCanvas" xmlns:cx="http://schemas.microsoft.com/office/drawing/2014/chartex" xmlns:cx1="http://schemas.microsoft.com/office/drawing/2015/9/8/chartex" xmlns:cx2="http://schemas.microsoft.com/office/drawing/2015/10/21/chartex" xmlns:cx3="http://schemas.microsoft.com/office/drawing/2016/5/9/chartex" xmlns:cx4="http://schemas.microsoft.com/office/drawing/2016/5/10/chartex" xmlns:cx5="http://schemas.microsoft.com/office/drawing/2016/5/11/chartex" xmlns:cx6="http://schemas.microsoft.com/office/drawing/2016/5/12/chartex" xmlns:cx7="http://schemas.microsoft.com/office/drawing/2016/5/13/chartex" xmlns:cx8="http://schemas.microsoft.com/office/drawing/2016/5/14/chartex" xmlns:mc="http://schemas.openxmlformats.org/markup-compatibility/2006" xmlns:aink="http://schemas.microsoft.com/office/drawing/2016/ink" xmlns:am3d="http://schemas.microsoft.com/office/drawing/2017/model3d" xmlns:o="urn:schemas-microsoft-com:office:office" xmlns:oel="http://schemas.microsoft.com/office/2019/extlst" xmlns:r="http://schemas.openxmlformats.org/officeDocument/2006/relationships" xmlns:m="http://schemas.openxmlformats.org/officeDocument/2006/math" xmlns:v="urn:schemas-microsoft-com:vml" xmlns:wp14="http://schemas.microsoft.com/office/word/2010/wordprocessingDrawing" xmlns:wp="http://schemas.openxmlformats.org/drawingml/2006/wordprocessingDrawing" xmlns:w10="urn:schemas-microsoft-com:office:word" xmlns:w="http://schemas.openxmlformats.org/wordprocessingml/2006/main" xmlns:w14="http://schemas.microsoft.com/office/word/2010/wordml" xmlns:w15="http://schemas.microsoft.com/office/word/2012/wordml" xmlns:w16cex="http://schemas.microsoft.com/office/word/2018/wordml/cex" xmlns:w16cid="http://schemas.microsoft.com/office/word/2016/wordml/cid" xmlns:w16="http://schemas.microsoft.com/office/word/2018/wordml" xmlns:w16du="http://schemas.microsoft.com/office/word/2023/wordml/word16du" xmlns:w16sdtdh="http://schemas.microsoft.com/office/word/2020/wordml/sdtdatahash" xmlns:w16sdtfl="http://schemas.microsoft.com/office/word/2024/wordml/sdtformatlock" xmlns:w16se="http://schemas.microsoft.com/office/word/2015/wordml/symex" xmlns:wpg="http://schemas.microsoft.com/office/word/2010/wordprocessingGroup" xmlns:wpi="http://schemas.microsoft.com/office/word/2010/wordprocessingInk" xmlns:wne="http://schemas.microsoft.com/office/word/2006/wordml" xmlns:wps="http://schemas.microsoft.com/office/word/2010/wordprocessingShape" mc:Ignorable="w14 w15 w16se w16cid w16 w16cex w16sdtdh w16sdtfl w16du wp14">
+<w:numbering xmlns:wpc="http://schemas.microsoft.com/office/word/2010/wordprocessingCanvas" xmlns:cx="http://schemas.microsoft.com/office/drawing/2014/chartex" xmlns:cx1="http://schemas.microsoft.com/office/drawing/2015/9/8/chartex" xmlns:cx2="http://schemas.microsoft.com/office/drawing/2015/10/21/chartex" xmlns:cx3="http://schemas.microsoft.com/office/drawing/2016/5/9/chartex" xmlns:cx4="http://schemas.microsoft.com/office/drawing/2016/5/10/chartex" xmlns:cx5="http://schemas.microsoft.com/office/drawing/2016/5/11/chartex" xmlns:cx6="http://schemas.microsoft.com/office/drawing/2016/5/12/chartex" xmlns:cx7="http://schemas.microsoft.com/office/drawing/2016/5/13/chartex" xmlns:cx8="http://schemas.microsoft.com/office/drawing/2016/5/14/chartex" xmlns:mc="http://schemas.openxmlformats.org/markup-compatibility/2006" xmlns:m="http://schemas.openxmlformats.org/officeDocument/2006/math" xmlns:aink="http://schemas.microsoft.com/office/drawing/2016/ink" xmlns:am3d="http://schemas.microsoft.com/office/drawing/2017/model3d" xmlns:oel="http://schemas.microsoft.com/office/2019/extlst" xmlns:r="http://schemas.openxmlformats.org/officeDocument/2006/relationships" xmlns:wp14="http://schemas.microsoft.com/office/word/2010/wordprocessingDrawing" xmlns:wp="http://schemas.openxmlformats.org/drawingml/2006/wordprocessingDrawing" xmlns:wpg="http://schemas.microsoft.com/office/word/2010/wordprocessingGroup" xmlns:wpi="http://schemas.microsoft.com/office/word/2010/wordprocessingInk" xmlns:wps="http://schemas.microsoft.com/office/word/2010/wordprocessingShape" xmlns:o="urn:schemas-microsoft-com:office:office" xmlns:v="urn:schemas-microsoft-com:vml" xmlns:w10="urn:schemas-microsoft-com:office:word" xmlns:w="http://schemas.openxmlformats.org/wordprocessingml/2006/main" xmlns:w14="http://schemas.microsoft.com/office/word/2010/wordml" xmlns:w15="http://schemas.microsoft.com/office/word/2012/wordml" xmlns:w16cex="http://schemas.microsoft.com/office/word/2018/wordml/cex" xmlns:w16cid="http://schemas.microsoft.com/office/word/2016/wordml/cid" xmlns:w16="http://schemas.microsoft.com/office/word/2018/wordml" xmlns:w16sdtdh="http://schemas.microsoft.com/office/word/2020/wordml/sdtdatahash" xmlns:w16sdtfl="http://schemas.microsoft.com/office/word/2024/wordml/sdtformatlock" xmlns:w16se="http://schemas.microsoft.com/office/word/2015/wordml/symex" xmlns:w16du="http://schemas.microsoft.com/office/word/2023/wordml/word16du" xmlns:wne="http://schemas.microsoft.com/office/word/2006/wordml" mc:Ignorable="w14 w15 w16se w16cid w16 w16cex w16sdtdh w16sdtfl w16du wp14">
   <w:abstractNum w:abstractNumId="0" w15:restartNumberingAfterBreak="0">
     <w:nsid w:val="0AFD4EF7"/>
     <w:multiLevelType w:val="multilevel"/>
@@ -38684,7 +39361,7 @@
 </file>
 
 <file path=word/people.xml><?xml version="1.0" encoding="utf-8"?>
-<w15:people xmlns:wpc="http://schemas.microsoft.com/office/word/2010/wordprocessingCanvas" xmlns:cx="http://schemas.microsoft.com/office/drawing/2014/chartex" xmlns:cx1="http://schemas.microsoft.com/office/drawing/2015/9/8/chartex" xmlns:cx2="http://schemas.microsoft.com/office/drawing/2015/10/21/chartex" xmlns:cx3="http://schemas.microsoft.com/office/drawing/2016/5/9/chartex" xmlns:cx4="http://schemas.microsoft.com/office/drawing/2016/5/10/chartex" xmlns:cx5="http://schemas.microsoft.com/office/drawing/2016/5/11/chartex" xmlns:cx6="http://schemas.microsoft.com/office/drawing/2016/5/12/chartex" xmlns:cx7="http://schemas.microsoft.com/office/drawing/2016/5/13/chartex" xmlns:cx8="http://schemas.microsoft.com/office/drawing/2016/5/14/chartex" xmlns:mc="http://schemas.openxmlformats.org/markup-compatibility/2006" xmlns:aink="http://schemas.microsoft.com/office/drawing/2016/ink" xmlns:am3d="http://schemas.microsoft.com/office/drawing/2017/model3d" xmlns:o="urn:schemas-microsoft-com:office:office" xmlns:oel="http://schemas.microsoft.com/office/2019/extlst" xmlns:r="http://schemas.openxmlformats.org/officeDocument/2006/relationships" xmlns:m="http://schemas.openxmlformats.org/officeDocument/2006/math" xmlns:v="urn:schemas-microsoft-com:vml" xmlns:wp14="http://schemas.microsoft.com/office/word/2010/wordprocessingDrawing" xmlns:wp="http://schemas.openxmlformats.org/drawingml/2006/wordprocessingDrawing" xmlns:w10="urn:schemas-microsoft-com:office:word" xmlns:w="http://schemas.openxmlformats.org/wordprocessingml/2006/main" xmlns:w14="http://schemas.microsoft.com/office/word/2010/wordml" xmlns:w15="http://schemas.microsoft.com/office/word/2012/wordml" xmlns:w16cex="http://schemas.microsoft.com/office/word/2018/wordml/cex" xmlns:w16cid="http://schemas.microsoft.com/office/word/2016/wordml/cid" xmlns:w16="http://schemas.microsoft.com/office/word/2018/wordml" xmlns:w16du="http://schemas.microsoft.com/office/word/2023/wordml/word16du" xmlns:w16sdtdh="http://schemas.microsoft.com/office/word/2020/wordml/sdtdatahash" xmlns:w16sdtfl="http://schemas.microsoft.com/office/word/2024/wordml/sdtformatlock" xmlns:w16se="http://schemas.microsoft.com/office/word/2015/wordml/symex" xmlns:wpg="http://schemas.microsoft.com/office/word/2010/wordprocessingGroup" xmlns:wpi="http://schemas.microsoft.com/office/word/2010/wordprocessingInk" xmlns:wne="http://schemas.microsoft.com/office/word/2006/wordml" xmlns:wps="http://schemas.microsoft.com/office/word/2010/wordprocessingShape" mc:Ignorable="w14 w15 w16se w16cid w16 w16cex w16sdtdh w16sdtfl w16du wp14">
+<w15:people xmlns:wpc="http://schemas.microsoft.com/office/word/2010/wordprocessingCanvas" xmlns:cx="http://schemas.microsoft.com/office/drawing/2014/chartex" xmlns:cx1="http://schemas.microsoft.com/office/drawing/2015/9/8/chartex" xmlns:cx2="http://schemas.microsoft.com/office/drawing/2015/10/21/chartex" xmlns:cx3="http://schemas.microsoft.com/office/drawing/2016/5/9/chartex" xmlns:cx4="http://schemas.microsoft.com/office/drawing/2016/5/10/chartex" xmlns:cx5="http://schemas.microsoft.com/office/drawing/2016/5/11/chartex" xmlns:cx6="http://schemas.microsoft.com/office/drawing/2016/5/12/chartex" xmlns:cx7="http://schemas.microsoft.com/office/drawing/2016/5/13/chartex" xmlns:cx8="http://schemas.microsoft.com/office/drawing/2016/5/14/chartex" xmlns:mc="http://schemas.openxmlformats.org/markup-compatibility/2006" xmlns:m="http://schemas.openxmlformats.org/officeDocument/2006/math" xmlns:aink="http://schemas.microsoft.com/office/drawing/2016/ink" xmlns:am3d="http://schemas.microsoft.com/office/drawing/2017/model3d" xmlns:oel="http://schemas.microsoft.com/office/2019/extlst" xmlns:r="http://schemas.openxmlformats.org/officeDocument/2006/relationships" xmlns:wp14="http://schemas.microsoft.com/office/word/2010/wordprocessingDrawing" xmlns:wp="http://schemas.openxmlformats.org/drawingml/2006/wordprocessingDrawing" xmlns:wpg="http://schemas.microsoft.com/office/word/2010/wordprocessingGroup" xmlns:wpi="http://schemas.microsoft.com/office/word/2010/wordprocessingInk" xmlns:wps="http://schemas.microsoft.com/office/word/2010/wordprocessingShape" xmlns:o="urn:schemas-microsoft-com:office:office" xmlns:v="urn:schemas-microsoft-com:vml" xmlns:w10="urn:schemas-microsoft-com:office:word" xmlns:w="http://schemas.openxmlformats.org/wordprocessingml/2006/main" xmlns:w14="http://schemas.microsoft.com/office/word/2010/wordml" xmlns:w15="http://schemas.microsoft.com/office/word/2012/wordml" xmlns:w16cex="http://schemas.microsoft.com/office/word/2018/wordml/cex" xmlns:w16cid="http://schemas.microsoft.com/office/word/2016/wordml/cid" xmlns:w16="http://schemas.microsoft.com/office/word/2018/wordml" xmlns:w16sdtdh="http://schemas.microsoft.com/office/word/2020/wordml/sdtdatahash" xmlns:w16sdtfl="http://schemas.microsoft.com/office/word/2024/wordml/sdtformatlock" xmlns:w16se="http://schemas.microsoft.com/office/word/2015/wordml/symex" xmlns:w16du="http://schemas.microsoft.com/office/word/2023/wordml/word16du" xmlns:wne="http://schemas.microsoft.com/office/word/2006/wordml" mc:Ignorable="w14 w15 w16se w16cid w16 w16cex w16sdtdh w16sdtfl w16du wp14">
   <w15:person w15:author="Carolina Coca Salazar">
     <w15:presenceInfo w15:providerId="AD" w15:userId="S::carolina.coca@ucc.edu.co::91b8b876-de71-4dbf-a3d1-d366410f442c"/>
   </w15:person>
@@ -38692,7 +39369,7 @@
 </file>
 
 <file path=word/styles.xml><?xml version="1.0" encoding="utf-8"?>
-<w:styles xmlns:mc="http://schemas.openxmlformats.org/markup-compatibility/2006" xmlns:r="http://schemas.openxmlformats.org/officeDocument/2006/relationships" xmlns:w="http://schemas.openxmlformats.org/wordprocessingml/2006/main" xmlns:w14="http://schemas.microsoft.com/office/word/2010/wordml" xmlns:w15="http://schemas.microsoft.com/office/word/2012/wordml" xmlns:w16cex="http://schemas.microsoft.com/office/word/2018/wordml/cex" xmlns:w16cid="http://schemas.microsoft.com/office/word/2016/wordml/cid" xmlns:w16="http://schemas.microsoft.com/office/word/2018/wordml" xmlns:w16du="http://schemas.microsoft.com/office/word/2023/wordml/word16du" xmlns:w16sdtdh="http://schemas.microsoft.com/office/word/2020/wordml/sdtdatahash" xmlns:w16sdtfl="http://schemas.microsoft.com/office/word/2024/wordml/sdtformatlock" xmlns:w16se="http://schemas.microsoft.com/office/word/2015/wordml/symex" mc:Ignorable="w14 w15 w16se w16cid w16 w16cex w16sdtdh w16sdtfl w16du">
+<w:styles xmlns:mc="http://schemas.openxmlformats.org/markup-compatibility/2006" xmlns:r="http://schemas.openxmlformats.org/officeDocument/2006/relationships" xmlns:w="http://schemas.openxmlformats.org/wordprocessingml/2006/main" xmlns:w14="http://schemas.microsoft.com/office/word/2010/wordml" xmlns:w15="http://schemas.microsoft.com/office/word/2012/wordml" xmlns:w16cex="http://schemas.microsoft.com/office/word/2018/wordml/cex" xmlns:w16cid="http://schemas.microsoft.com/office/word/2016/wordml/cid" xmlns:w16="http://schemas.microsoft.com/office/word/2018/wordml" xmlns:w16sdtdh="http://schemas.microsoft.com/office/word/2020/wordml/sdtdatahash" xmlns:w16sdtfl="http://schemas.microsoft.com/office/word/2024/wordml/sdtformatlock" xmlns:w16se="http://schemas.microsoft.com/office/word/2015/wordml/symex" xmlns:w16du="http://schemas.microsoft.com/office/word/2023/wordml/word16du" mc:Ignorable="w14 w15 w16se w16cid w16 w16cex w16sdtdh w16sdtfl w16du">
   <w:docDefaults>
     <w:rPrDefault>
       <w:rPr>
@@ -39292,6 +39969,7 @@
   <w:style w:type="character" w:default="1" w:styleId="Fuentedeprrafopredeter">
     <w:name w:val="Default Paragraph Font"/>
     <w:uiPriority w:val="1"/>
+    <w:semiHidden/>
     <w:unhideWhenUsed/>
   </w:style>
   <w:style w:type="table" w:default="1" w:styleId="Tablanormal">
@@ -42999,12 +43677,6 @@
 </file>
 
 <file path=customXml/item1.xml><?xml version="1.0" encoding="utf-8"?>
-<go:gDocsCustomXmlDataStorage xmlns:go="http://customooxmlschemas.google.com/" xmlns:r="http://schemas.openxmlformats.org/officeDocument/2006/relationships">
-  <go:docsCustomData xmlns:go="http://customooxmlschemas.google.com/" roundtripDataSignature="AMtx7mgVwfTnThMJ3osM2v0+q+LoagmeAQ==">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</go:docsCustomData>
-</go:gDocsCustomXmlDataStorage>
-</file>
-
-<file path=customXml/item2.xml><?xml version="1.0" encoding="utf-8"?>
 <p:properties xmlns:p="http://schemas.microsoft.com/office/2006/metadata/properties" xmlns:xsi="http://www.w3.org/2001/XMLSchema-instance" xmlns:pc="http://schemas.microsoft.com/office/infopath/2007/PartnerControls">
   <documentManagement>
     <TaxCatchAll xmlns="67a0edcd-0de5-43ed-8c27-e32f38a00c91" xsi:nil="true"/>
@@ -43015,13 +43687,24 @@
 </p:properties>
 </file>
 
+<file path=customXml/item2.xml><?xml version="1.0" encoding="utf-8"?>
+<go:gDocsCustomXmlDataStorage xmlns:go="http://customooxmlschemas.google.com/" xmlns:r="http://schemas.openxmlformats.org/officeDocument/2006/relationships">
+  <go:docsCustomData xmlns:go="http://customooxmlschemas.google.com/" roundtripDataSignature="AMtx7mgVwfTnThMJ3osM2v0+q+LoagmeAQ==">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</go:docsCustomData>
+</go:gDocsCustomXmlDataStorage>
+</file>
+
 <file path=customXml/item3.xml><?xml version="1.0" encoding="utf-8"?>
-<b:Sources xmlns:b="http://schemas.openxmlformats.org/officeDocument/2006/bibliography" xmlns="http://schemas.openxmlformats.org/officeDocument/2006/bibliography" SelectedStyle="\APASixthEditionOfficeOnline.xsl" StyleName="APA" Version="6"/>
+<?mso-contentType ?>
+<FormTemplates xmlns="http://schemas.microsoft.com/sharepoint/v3/contenttype/forms">
+  <Display>DocumentLibraryForm</Display>
+  <Edit>DocumentLibraryForm</Edit>
+  <New>DocumentLibraryForm</New>
+</FormTemplates>
 </file>
 
 <file path=customXml/item4.xml><?xml version="1.0" encoding="utf-8"?>
-<ct:contentTypeSchema xmlns:ct="http://schemas.microsoft.com/office/2006/metadata/contentType" xmlns:ma="http://schemas.microsoft.com/office/2006/metadata/properties/metaAttributes" ct:_="" ma:_="" ma:contentTypeName="Documento" ma:contentTypeID="0x01010005252A1EF3BD024F856B47B579AB5244" ma:contentTypeVersion="12" ma:contentTypeDescription="Crear nuevo documento." ma:contentTypeScope="" ma:versionID="32d0e18b85ac20c34eab62df21c0cf58">
-  <xsd:schema xmlns:xsd="http://www.w3.org/2001/XMLSchema" xmlns:xs="http://www.w3.org/2001/XMLSchema" xmlns:p="http://schemas.microsoft.com/office/2006/metadata/properties" xmlns:ns2="42760c81-fd8e-4d59-8953-7cdb9f38b14f" xmlns:ns3="67a0edcd-0de5-43ed-8c27-e32f38a00c91" targetNamespace="http://schemas.microsoft.com/office/2006/metadata/properties" ma:root="true" ma:fieldsID="cc2c149e99f10870fd5bc3964e5386d3" ns2:_="" ns3:_="">
+<ct:contentTypeSchema xmlns:ct="http://schemas.microsoft.com/office/2006/metadata/contentType" xmlns:ma="http://schemas.microsoft.com/office/2006/metadata/properties/metaAttributes" ct:_="" ma:_="" ma:contentTypeName="Documento" ma:contentTypeID="0x01010005252A1EF3BD024F856B47B579AB5244" ma:contentTypeVersion="13" ma:contentTypeDescription="Crear nuevo documento." ma:contentTypeScope="" ma:versionID="ddfaac56a287547bce89452cd31c5884">
+  <xsd:schema xmlns:xsd="http://www.w3.org/2001/XMLSchema" xmlns:xs="http://www.w3.org/2001/XMLSchema" xmlns:p="http://schemas.microsoft.com/office/2006/metadata/properties" xmlns:ns2="42760c81-fd8e-4d59-8953-7cdb9f38b14f" xmlns:ns3="67a0edcd-0de5-43ed-8c27-e32f38a00c91" targetNamespace="http://schemas.microsoft.com/office/2006/metadata/properties" ma:root="true" ma:fieldsID="5ac878f7c8dbf4633d03f1982e859186" ns2:_="" ns3:_="">
     <xsd:import namespace="42760c81-fd8e-4d59-8953-7cdb9f38b14f"/>
     <xsd:import namespace="67a0edcd-0de5-43ed-8c27-e32f38a00c91"/>
     <xsd:element name="properties">
@@ -43041,6 +43724,7 @@
                 <xsd:element ref="ns3:TaxCatchAll" minOccurs="0"/>
                 <xsd:element ref="ns2:MediaServiceOCR" minOccurs="0"/>
                 <xsd:element ref="ns2:MediaServiceLocation" minOccurs="0"/>
+                <xsd:element ref="ns2:MediaServiceBillingMetadata" minOccurs="0"/>
               </xsd:all>
             </xsd:complexType>
           </xsd:element>
@@ -43103,6 +43787,11 @@
     <xsd:element name="MediaServiceLocation" ma:index="19" nillable="true" ma:displayName="Location" ma:description="" ma:indexed="true" ma:internalName="MediaServiceLocation" ma:readOnly="true">
       <xsd:simpleType>
         <xsd:restriction base="dms:Text"/>
+      </xsd:simpleType>
+    </xsd:element>
+    <xsd:element name="MediaServiceBillingMetadata" ma:index="20" nillable="true" ma:displayName="MediaServiceBillingMetadata" ma:hidden="true" ma:internalName="MediaServiceBillingMetadata" ma:readOnly="true">
+      <xsd:simpleType>
+        <xsd:restriction base="dms:Note"/>
       </xsd:simpleType>
     </xsd:element>
   </xsd:schema>
@@ -43221,24 +43910,10 @@
 </file>
 
 <file path=customXml/item5.xml><?xml version="1.0" encoding="utf-8"?>
-<?mso-contentType ?>
-<FormTemplates xmlns="http://schemas.microsoft.com/sharepoint/v3/contenttype/forms">
-  <Display>DocumentLibraryForm</Display>
-  <Edit>DocumentLibraryForm</Edit>
-  <New>DocumentLibraryForm</New>
-</FormTemplates>
+<b:Sources xmlns:b="http://schemas.openxmlformats.org/officeDocument/2006/bibliography" xmlns="http://schemas.openxmlformats.org/officeDocument/2006/bibliography" SelectedStyle="\APASixthEditionOfficeOnline.xsl" StyleName="APA" Version="6"/>
 </file>
 
 <file path=customXml/itemProps1.xml><?xml version="1.0" encoding="utf-8"?>
-<ds:datastoreItem xmlns:ds="http://schemas.openxmlformats.org/officeDocument/2006/customXml" ds:itemID="{11111111-1234-1234-1234-123412341234}">
-  <ds:schemaRefs>
-    <ds:schemaRef ds:uri="http://customooxmlschemas.google.com/"/>
-    <ds:schemaRef ds:uri="http://schemas.openxmlformats.org/officeDocument/2006/relationships"/>
-  </ds:schemaRefs>
-</ds:datastoreItem>
-</file>
-
-<file path=customXml/itemProps2.xml><?xml version="1.0" encoding="utf-8"?>
 <ds:datastoreItem xmlns:ds="http://schemas.openxmlformats.org/officeDocument/2006/customXml" ds:itemID="{F37F9110-465B-45DF-8B3C-CE0F643F750C}">
   <ds:schemaRefs>
     <ds:schemaRef ds:uri="http://schemas.microsoft.com/office/2006/metadata/properties"/>
@@ -43249,16 +43924,25 @@
 </ds:datastoreItem>
 </file>
 
+<file path=customXml/itemProps2.xml><?xml version="1.0" encoding="utf-8"?>
+<ds:datastoreItem xmlns:ds="http://schemas.openxmlformats.org/officeDocument/2006/customXml" ds:itemID="{11111111-1234-1234-1234-123412341234}">
+  <ds:schemaRefs>
+    <ds:schemaRef ds:uri="http://customooxmlschemas.google.com/"/>
+    <ds:schemaRef ds:uri="http://schemas.openxmlformats.org/officeDocument/2006/relationships"/>
+  </ds:schemaRefs>
+</ds:datastoreItem>
+</file>
+
 <file path=customXml/itemProps3.xml><?xml version="1.0" encoding="utf-8"?>
-<ds:datastoreItem xmlns:ds="http://schemas.openxmlformats.org/officeDocument/2006/customXml" ds:itemID="{C89CCF24-26B8-4CD2-A8D8-0B590468495C}">
+<ds:datastoreItem xmlns:ds="http://schemas.openxmlformats.org/officeDocument/2006/customXml" ds:itemID="{7E446165-1B4B-4805-A1B6-93D4094688E3}">
   <ds:schemaRefs>
-    <ds:schemaRef ds:uri="http://schemas.openxmlformats.org/officeDocument/2006/bibliography"/>
+    <ds:schemaRef ds:uri="http://schemas.microsoft.com/sharepoint/v3/contenttype/forms"/>
   </ds:schemaRefs>
 </ds:datastoreItem>
 </file>
 
 <file path=customXml/itemProps4.xml><?xml version="1.0" encoding="utf-8"?>
-<ds:datastoreItem xmlns:ds="http://schemas.openxmlformats.org/officeDocument/2006/customXml" ds:itemID="{3E76A03B-5FC3-49FA-A8F8-A8D123C1796E}">
+<ds:datastoreItem xmlns:ds="http://schemas.openxmlformats.org/officeDocument/2006/customXml" ds:itemID="{33729F2E-430C-4D14-8E72-06A50BCE57D9}">
   <ds:schemaRefs>
     <ds:schemaRef ds:uri="http://schemas.microsoft.com/office/2006/metadata/contentType"/>
     <ds:schemaRef ds:uri="http://schemas.microsoft.com/office/2006/metadata/properties/metaAttributes"/>
@@ -43277,9 +43961,9 @@
 </file>
 
 <file path=customXml/itemProps5.xml><?xml version="1.0" encoding="utf-8"?>
-<ds:datastoreItem xmlns:ds="http://schemas.openxmlformats.org/officeDocument/2006/customXml" ds:itemID="{7E446165-1B4B-4805-A1B6-93D4094688E3}">
+<ds:datastoreItem xmlns:ds="http://schemas.openxmlformats.org/officeDocument/2006/customXml" ds:itemID="{C89CCF24-26B8-4CD2-A8D8-0B590468495C}">
   <ds:schemaRefs>
-    <ds:schemaRef ds:uri="http://schemas.microsoft.com/sharepoint/v3/contenttype/forms"/>
+    <ds:schemaRef ds:uri="http://schemas.openxmlformats.org/officeDocument/2006/bibliography"/>
   </ds:schemaRefs>
 </ds:datastoreItem>
 </file>